--- a/docs/package/out/contracts/iNXT_BrokerVerse_Order_Form.docx
+++ b/docs/package/out/contracts/iNXT_BrokerVerse_Order_Form.docx
@@ -789,7 +789,7 @@
             </w:rPr>
             <w:fldChar w:fldCharType="separate"/>
           </w:r>
-          <w:hyperlink w:anchor="__RefHeading___Toc15388_1603226370">
+          <w:hyperlink w:anchor="__RefHeading___Toc34533_2679730275">
             <w:r>
               <w:rPr>
                 <w:webHidden/>
@@ -824,7 +824,7 @@
             </w:tabs>
             <w:rPr/>
           </w:pPr>
-          <w:hyperlink w:anchor="__RefHeading___Toc15390_1603226370">
+          <w:hyperlink w:anchor="__RefHeading___Toc34535_2679730275">
             <w:r>
               <w:rPr>
                 <w:webHidden/>
@@ -853,7 +853,7 @@
             </w:tabs>
             <w:rPr/>
           </w:pPr>
-          <w:hyperlink w:anchor="__RefHeading___Toc15392_1603226370">
+          <w:hyperlink w:anchor="__RefHeading___Toc34537_2679730275">
             <w:r>
               <w:rPr>
                 <w:webHidden/>
@@ -875,7 +875,7 @@
             </w:tabs>
             <w:rPr/>
           </w:pPr>
-          <w:hyperlink w:anchor="__RefHeading___Toc15394_1603226370">
+          <w:hyperlink w:anchor="__RefHeading___Toc34539_2679730275">
             <w:r>
               <w:rPr>
                 <w:webHidden/>
@@ -897,7 +897,7 @@
             </w:tabs>
             <w:rPr/>
           </w:pPr>
-          <w:hyperlink w:anchor="__RefHeading___Toc15396_1603226370">
+          <w:hyperlink w:anchor="__RefHeading___Toc34541_2679730275">
             <w:r>
               <w:rPr>
                 <w:webHidden/>
@@ -919,7 +919,7 @@
             </w:tabs>
             <w:rPr/>
           </w:pPr>
-          <w:hyperlink w:anchor="__RefHeading___Toc15398_1603226370">
+          <w:hyperlink w:anchor="__RefHeading___Toc34543_2679730275">
             <w:r>
               <w:rPr>
                 <w:webHidden/>
@@ -941,7 +941,7 @@
             </w:tabs>
             <w:rPr/>
           </w:pPr>
-          <w:hyperlink w:anchor="__RefHeading___Toc15400_1603226370">
+          <w:hyperlink w:anchor="__RefHeading___Toc34545_2679730275">
             <w:r>
               <w:rPr>
                 <w:webHidden/>
@@ -963,7 +963,7 @@
             </w:tabs>
             <w:rPr/>
           </w:pPr>
-          <w:hyperlink w:anchor="__RefHeading___Toc15402_1603226370">
+          <w:hyperlink w:anchor="__RefHeading___Toc34547_2679730275">
             <w:r>
               <w:rPr>
                 <w:webHidden/>
@@ -985,7 +985,7 @@
             </w:tabs>
             <w:rPr/>
           </w:pPr>
-          <w:hyperlink w:anchor="__RefHeading___Toc15404_1603226370">
+          <w:hyperlink w:anchor="__RefHeading___Toc34549_2679730275">
             <w:r>
               <w:rPr>
                 <w:webHidden/>
@@ -1007,7 +1007,7 @@
             </w:tabs>
             <w:rPr/>
           </w:pPr>
-          <w:hyperlink w:anchor="__RefHeading___Toc15406_1603226370">
+          <w:hyperlink w:anchor="__RefHeading___Toc34551_2679730275">
             <w:r>
               <w:rPr>
                 <w:webHidden/>
@@ -1029,7 +1029,7 @@
             </w:tabs>
             <w:rPr/>
           </w:pPr>
-          <w:hyperlink w:anchor="__RefHeading___Toc15408_1603226370">
+          <w:hyperlink w:anchor="__RefHeading___Toc34553_2679730275">
             <w:r>
               <w:rPr>
                 <w:webHidden/>
@@ -1051,7 +1051,7 @@
             </w:tabs>
             <w:rPr/>
           </w:pPr>
-          <w:hyperlink w:anchor="__RefHeading___Toc15410_1603226370">
+          <w:hyperlink w:anchor="__RefHeading___Toc34555_2679730275">
             <w:r>
               <w:rPr>
                 <w:webHidden/>
@@ -1073,7 +1073,7 @@
             </w:tabs>
             <w:rPr/>
           </w:pPr>
-          <w:hyperlink w:anchor="__RefHeading___Toc15412_1603226370">
+          <w:hyperlink w:anchor="__RefHeading___Toc34557_2679730275">
             <w:r>
               <w:rPr>
                 <w:webHidden/>
@@ -1095,7 +1095,7 @@
             </w:tabs>
             <w:rPr/>
           </w:pPr>
-          <w:hyperlink w:anchor="__RefHeading___Toc15414_1603226370">
+          <w:hyperlink w:anchor="__RefHeading___Toc34559_2679730275">
             <w:r>
               <w:rPr>
                 <w:webHidden/>
@@ -1117,7 +1117,7 @@
             </w:tabs>
             <w:rPr/>
           </w:pPr>
-          <w:hyperlink w:anchor="__RefHeading___Toc15416_1603226370">
+          <w:hyperlink w:anchor="__RefHeading___Toc34561_2679730275">
             <w:r>
               <w:rPr>
                 <w:webHidden/>
@@ -1139,7 +1139,7 @@
             </w:tabs>
             <w:rPr/>
           </w:pPr>
-          <w:hyperlink w:anchor="__RefHeading___Toc15418_1603226370">
+          <w:hyperlink w:anchor="__RefHeading___Toc34563_2679730275">
             <w:r>
               <w:rPr>
                 <w:webHidden/>
@@ -1161,7 +1161,7 @@
             </w:tabs>
             <w:rPr/>
           </w:pPr>
-          <w:hyperlink w:anchor="__RefHeading___Toc15420_1603226370">
+          <w:hyperlink w:anchor="__RefHeading___Toc34565_2679730275">
             <w:r>
               <w:rPr>
                 <w:webHidden/>
@@ -1183,7 +1183,7 @@
             </w:tabs>
             <w:rPr/>
           </w:pPr>
-          <w:hyperlink w:anchor="__RefHeading___Toc15422_1603226370">
+          <w:hyperlink w:anchor="__RefHeading___Toc34567_2679730275">
             <w:r>
               <w:rPr>
                 <w:webHidden/>
@@ -1205,7 +1205,7 @@
             </w:tabs>
             <w:rPr/>
           </w:pPr>
-          <w:hyperlink w:anchor="__RefHeading___Toc15424_1603226370">
+          <w:hyperlink w:anchor="__RefHeading___Toc34569_2679730275">
             <w:r>
               <w:rPr>
                 <w:webHidden/>
@@ -1253,7 +1253,7 @@
       <w:r>
         <w:br w:type="page"/>
       </w:r>
-      <w:bookmarkStart w:id="0" w:name="__RefHeading___Toc15388_1603226370"/>
+      <w:bookmarkStart w:id="0" w:name="__RefHeading___Toc34533_2679730275"/>
       <w:bookmarkStart w:id="1" w:name="_Toc48319687"/>
       <w:bookmarkStart w:id="2" w:name="_Toc11824118"/>
       <w:bookmarkEnd w:id="0"/>
@@ -1898,7 +1898,7 @@
           <w:spacing w:val="0"/>
         </w:rPr>
       </w:pPr>
-      <w:bookmarkStart w:id="4" w:name="__RefHeading___Toc15390_1603226370"/>
+      <w:bookmarkStart w:id="4" w:name="__RefHeading___Toc34535_2679730275"/>
       <w:bookmarkStart w:id="5" w:name="_Toc233203388"/>
       <w:bookmarkEnd w:id="4"/>
       <w:r>
@@ -3045,7 +3045,7 @@
         <w:pageBreakBefore w:val="false"/>
         <w:rPr/>
       </w:pPr>
-      <w:bookmarkStart w:id="6" w:name="__RefHeading___Toc15392_1603226370"/>
+      <w:bookmarkStart w:id="6" w:name="__RefHeading___Toc34537_2679730275"/>
       <w:bookmarkEnd w:id="6"/>
       <w:r>
         <w:rPr>
@@ -3114,7 +3114,7 @@
         <w:pStyle w:val="Heading1"/>
         <w:rPr/>
       </w:pPr>
-      <w:bookmarkStart w:id="7" w:name="__RefHeading___Toc15394_1603226370"/>
+      <w:bookmarkStart w:id="7" w:name="__RefHeading___Toc34539_2679730275"/>
       <w:bookmarkEnd w:id="7"/>
       <w:r>
         <w:rPr>
@@ -3131,7 +3131,7 @@
         <w:pStyle w:val="Heading2"/>
         <w:rPr/>
       </w:pPr>
-      <w:bookmarkStart w:id="8" w:name="__RefHeading___Toc15396_1603226370"/>
+      <w:bookmarkStart w:id="8" w:name="__RefHeading___Toc34541_2679730275"/>
       <w:bookmarkEnd w:id="8"/>
       <w:r>
         <w:rPr>
@@ -3146,7 +3146,7 @@
     <w:tbl>
       <w:tblPr>
         <w:tblStyle w:val="TableGrid"/>
-        <w:tblW w:w="9026" w:type="dxa"/>
+        <w:tblW w:w="9015" w:type="dxa"/>
         <w:jc w:val="left"/>
         <w:tblInd w:w="0" w:type="dxa"/>
         <w:tblLayout w:type="fixed"/>
@@ -3159,8 +3159,8 @@
         <w:tblLook w:val="04a0" w:noHBand="0" w:noVBand="1" w:firstColumn="1" w:lastRow="0" w:lastColumn="0" w:firstRow="1"/>
       </w:tblPr>
       <w:tblGrid>
-        <w:gridCol w:w="4513"/>
-        <w:gridCol w:w="4512"/>
+        <w:gridCol w:w="3737"/>
+        <w:gridCol w:w="5277"/>
       </w:tblGrid>
       <w:tr>
         <w:trPr>
@@ -3168,7 +3168,7 @@
         </w:trPr>
         <w:tc>
           <w:tcPr>
-            <w:tcW w:w="4513" w:type="dxa"/>
+            <w:tcW w:w="3737" w:type="dxa"/>
             <w:tcBorders>
               <w:top w:val="single" w:sz="4" w:space="0" w:color="BFC7D1"/>
               <w:left w:val="single" w:sz="4" w:space="0" w:color="BFC7D1"/>
@@ -3207,7 +3207,7 @@
         </w:tc>
         <w:tc>
           <w:tcPr>
-            <w:tcW w:w="4512" w:type="dxa"/>
+            <w:tcW w:w="5277" w:type="dxa"/>
             <w:tcBorders>
               <w:top w:val="single" w:sz="4" w:space="0" w:color="BFC7D1"/>
               <w:left w:val="single" w:sz="4" w:space="0" w:color="BFC7D1"/>
@@ -3249,7 +3249,7 @@
         <w:trPr/>
         <w:tc>
           <w:tcPr>
-            <w:tcW w:w="4513" w:type="dxa"/>
+            <w:tcW w:w="3737" w:type="dxa"/>
             <w:tcBorders>
               <w:top w:val="single" w:sz="4" w:space="0" w:color="BFC7D1"/>
               <w:left w:val="single" w:sz="4" w:space="0" w:color="BFC7D1"/>
@@ -3286,7 +3286,7 @@
         </w:tc>
         <w:tc>
           <w:tcPr>
-            <w:tcW w:w="4512" w:type="dxa"/>
+            <w:tcW w:w="5277" w:type="dxa"/>
             <w:tcBorders>
               <w:top w:val="single" w:sz="4" w:space="0" w:color="BFC7D1"/>
               <w:left w:val="single" w:sz="4" w:space="0" w:color="BFC7D1"/>
@@ -3326,7 +3326,7 @@
         <w:trPr/>
         <w:tc>
           <w:tcPr>
-            <w:tcW w:w="4513" w:type="dxa"/>
+            <w:tcW w:w="3737" w:type="dxa"/>
             <w:tcBorders>
               <w:top w:val="single" w:sz="4" w:space="0" w:color="BFC7D1"/>
               <w:left w:val="single" w:sz="4" w:space="0" w:color="BFC7D1"/>
@@ -3363,7 +3363,7 @@
         </w:tc>
         <w:tc>
           <w:tcPr>
-            <w:tcW w:w="4512" w:type="dxa"/>
+            <w:tcW w:w="5277" w:type="dxa"/>
             <w:tcBorders>
               <w:top w:val="single" w:sz="4" w:space="0" w:color="BFC7D1"/>
               <w:left w:val="single" w:sz="4" w:space="0" w:color="BFC7D1"/>
@@ -3403,7 +3403,7 @@
         <w:trPr/>
         <w:tc>
           <w:tcPr>
-            <w:tcW w:w="4513" w:type="dxa"/>
+            <w:tcW w:w="3737" w:type="dxa"/>
             <w:tcBorders>
               <w:top w:val="single" w:sz="4" w:space="0" w:color="BFC7D1"/>
               <w:left w:val="single" w:sz="4" w:space="0" w:color="BFC7D1"/>
@@ -3440,7 +3440,7 @@
         </w:tc>
         <w:tc>
           <w:tcPr>
-            <w:tcW w:w="4512" w:type="dxa"/>
+            <w:tcW w:w="5277" w:type="dxa"/>
             <w:tcBorders>
               <w:top w:val="single" w:sz="4" w:space="0" w:color="BFC7D1"/>
               <w:left w:val="single" w:sz="4" w:space="0" w:color="BFC7D1"/>
@@ -3480,7 +3480,7 @@
         <w:trPr/>
         <w:tc>
           <w:tcPr>
-            <w:tcW w:w="4513" w:type="dxa"/>
+            <w:tcW w:w="3737" w:type="dxa"/>
             <w:tcBorders>
               <w:top w:val="single" w:sz="4" w:space="0" w:color="BFC7D1"/>
               <w:left w:val="single" w:sz="4" w:space="0" w:color="BFC7D1"/>
@@ -3517,7 +3517,7 @@
         </w:tc>
         <w:tc>
           <w:tcPr>
-            <w:tcW w:w="4512" w:type="dxa"/>
+            <w:tcW w:w="5277" w:type="dxa"/>
             <w:tcBorders>
               <w:top w:val="single" w:sz="4" w:space="0" w:color="BFC7D1"/>
               <w:left w:val="single" w:sz="4" w:space="0" w:color="BFC7D1"/>
@@ -3557,7 +3557,7 @@
         <w:trPr/>
         <w:tc>
           <w:tcPr>
-            <w:tcW w:w="4513" w:type="dxa"/>
+            <w:tcW w:w="3737" w:type="dxa"/>
             <w:tcBorders>
               <w:top w:val="single" w:sz="4" w:space="0" w:color="BFC7D1"/>
               <w:left w:val="single" w:sz="4" w:space="0" w:color="BFC7D1"/>
@@ -3594,7 +3594,7 @@
         </w:tc>
         <w:tc>
           <w:tcPr>
-            <w:tcW w:w="4512" w:type="dxa"/>
+            <w:tcW w:w="5277" w:type="dxa"/>
             <w:tcBorders>
               <w:top w:val="single" w:sz="4" w:space="0" w:color="BFC7D1"/>
               <w:left w:val="single" w:sz="4" w:space="0" w:color="BFC7D1"/>
@@ -3634,7 +3634,7 @@
         <w:trPr/>
         <w:tc>
           <w:tcPr>
-            <w:tcW w:w="4513" w:type="dxa"/>
+            <w:tcW w:w="3737" w:type="dxa"/>
             <w:tcBorders>
               <w:top w:val="single" w:sz="4" w:space="0" w:color="BFC7D1"/>
               <w:left w:val="single" w:sz="4" w:space="0" w:color="BFC7D1"/>
@@ -3671,7 +3671,7 @@
         </w:tc>
         <w:tc>
           <w:tcPr>
-            <w:tcW w:w="4512" w:type="dxa"/>
+            <w:tcW w:w="5277" w:type="dxa"/>
             <w:tcBorders>
               <w:top w:val="single" w:sz="4" w:space="0" w:color="BFC7D1"/>
               <w:left w:val="single" w:sz="4" w:space="0" w:color="BFC7D1"/>
@@ -3711,7 +3711,7 @@
         <w:trPr/>
         <w:tc>
           <w:tcPr>
-            <w:tcW w:w="4513" w:type="dxa"/>
+            <w:tcW w:w="3737" w:type="dxa"/>
             <w:tcBorders>
               <w:top w:val="single" w:sz="4" w:space="0" w:color="BFC7D1"/>
               <w:left w:val="single" w:sz="4" w:space="0" w:color="BFC7D1"/>
@@ -3748,7 +3748,7 @@
         </w:tc>
         <w:tc>
           <w:tcPr>
-            <w:tcW w:w="4512" w:type="dxa"/>
+            <w:tcW w:w="5277" w:type="dxa"/>
             <w:tcBorders>
               <w:top w:val="single" w:sz="4" w:space="0" w:color="BFC7D1"/>
               <w:left w:val="single" w:sz="4" w:space="0" w:color="BFC7D1"/>
@@ -3788,7 +3788,7 @@
         <w:trPr/>
         <w:tc>
           <w:tcPr>
-            <w:tcW w:w="4513" w:type="dxa"/>
+            <w:tcW w:w="3737" w:type="dxa"/>
             <w:tcBorders>
               <w:top w:val="single" w:sz="4" w:space="0" w:color="BFC7D1"/>
               <w:left w:val="single" w:sz="4" w:space="0" w:color="BFC7D1"/>
@@ -3825,7 +3825,7 @@
         </w:tc>
         <w:tc>
           <w:tcPr>
-            <w:tcW w:w="4512" w:type="dxa"/>
+            <w:tcW w:w="5277" w:type="dxa"/>
             <w:tcBorders>
               <w:top w:val="single" w:sz="4" w:space="0" w:color="BFC7D1"/>
               <w:left w:val="single" w:sz="4" w:space="0" w:color="BFC7D1"/>
@@ -3877,7 +3877,7 @@
         <w:pStyle w:val="Heading2"/>
         <w:rPr/>
       </w:pPr>
-      <w:bookmarkStart w:id="9" w:name="__RefHeading___Toc15398_1603226370"/>
+      <w:bookmarkStart w:id="9" w:name="__RefHeading___Toc34543_2679730275"/>
       <w:bookmarkEnd w:id="9"/>
       <w:r>
         <w:rPr>
@@ -3892,7 +3892,7 @@
     <w:tbl>
       <w:tblPr>
         <w:tblStyle w:val="TableGrid"/>
-        <w:tblW w:w="9026" w:type="dxa"/>
+        <w:tblW w:w="9014" w:type="dxa"/>
         <w:jc w:val="left"/>
         <w:tblInd w:w="0" w:type="dxa"/>
         <w:tblLayout w:type="fixed"/>
@@ -3905,8 +3905,8 @@
         <w:tblLook w:val="04a0" w:noHBand="0" w:noVBand="1" w:firstColumn="1" w:lastRow="0" w:lastColumn="0" w:firstRow="1"/>
       </w:tblPr>
       <w:tblGrid>
-        <w:gridCol w:w="4513"/>
-        <w:gridCol w:w="4512"/>
+        <w:gridCol w:w="4410"/>
+        <w:gridCol w:w="4603"/>
       </w:tblGrid>
       <w:tr>
         <w:trPr>
@@ -3914,7 +3914,7 @@
         </w:trPr>
         <w:tc>
           <w:tcPr>
-            <w:tcW w:w="4513" w:type="dxa"/>
+            <w:tcW w:w="4410" w:type="dxa"/>
             <w:tcBorders>
               <w:top w:val="single" w:sz="4" w:space="0" w:color="BFC7D1"/>
               <w:left w:val="single" w:sz="4" w:space="0" w:color="BFC7D1"/>
@@ -3953,7 +3953,7 @@
         </w:tc>
         <w:tc>
           <w:tcPr>
-            <w:tcW w:w="4512" w:type="dxa"/>
+            <w:tcW w:w="4603" w:type="dxa"/>
             <w:tcBorders>
               <w:top w:val="single" w:sz="4" w:space="0" w:color="BFC7D1"/>
               <w:left w:val="single" w:sz="4" w:space="0" w:color="BFC7D1"/>
@@ -3995,7 +3995,7 @@
         <w:trPr/>
         <w:tc>
           <w:tcPr>
-            <w:tcW w:w="4513" w:type="dxa"/>
+            <w:tcW w:w="4410" w:type="dxa"/>
             <w:tcBorders>
               <w:top w:val="single" w:sz="4" w:space="0" w:color="BFC7D1"/>
               <w:left w:val="single" w:sz="4" w:space="0" w:color="BFC7D1"/>
@@ -4032,7 +4032,7 @@
         </w:tc>
         <w:tc>
           <w:tcPr>
-            <w:tcW w:w="4512" w:type="dxa"/>
+            <w:tcW w:w="4603" w:type="dxa"/>
             <w:tcBorders>
               <w:top w:val="single" w:sz="4" w:space="0" w:color="BFC7D1"/>
               <w:left w:val="single" w:sz="4" w:space="0" w:color="BFC7D1"/>
@@ -4072,7 +4072,7 @@
         <w:trPr/>
         <w:tc>
           <w:tcPr>
-            <w:tcW w:w="4513" w:type="dxa"/>
+            <w:tcW w:w="4410" w:type="dxa"/>
             <w:tcBorders>
               <w:top w:val="single" w:sz="4" w:space="0" w:color="BFC7D1"/>
               <w:left w:val="single" w:sz="4" w:space="0" w:color="BFC7D1"/>
@@ -4109,7 +4109,7 @@
         </w:tc>
         <w:tc>
           <w:tcPr>
-            <w:tcW w:w="4512" w:type="dxa"/>
+            <w:tcW w:w="4603" w:type="dxa"/>
             <w:tcBorders>
               <w:top w:val="single" w:sz="4" w:space="0" w:color="BFC7D1"/>
               <w:left w:val="single" w:sz="4" w:space="0" w:color="BFC7D1"/>
@@ -4149,7 +4149,7 @@
         <w:trPr/>
         <w:tc>
           <w:tcPr>
-            <w:tcW w:w="4513" w:type="dxa"/>
+            <w:tcW w:w="4410" w:type="dxa"/>
             <w:tcBorders>
               <w:top w:val="single" w:sz="4" w:space="0" w:color="BFC7D1"/>
               <w:left w:val="single" w:sz="4" w:space="0" w:color="BFC7D1"/>
@@ -4186,7 +4186,7 @@
         </w:tc>
         <w:tc>
           <w:tcPr>
-            <w:tcW w:w="4512" w:type="dxa"/>
+            <w:tcW w:w="4603" w:type="dxa"/>
             <w:tcBorders>
               <w:top w:val="single" w:sz="4" w:space="0" w:color="BFC7D1"/>
               <w:left w:val="single" w:sz="4" w:space="0" w:color="BFC7D1"/>
@@ -4226,7 +4226,7 @@
         <w:trPr/>
         <w:tc>
           <w:tcPr>
-            <w:tcW w:w="4513" w:type="dxa"/>
+            <w:tcW w:w="4410" w:type="dxa"/>
             <w:tcBorders>
               <w:top w:val="single" w:sz="4" w:space="0" w:color="BFC7D1"/>
               <w:left w:val="single" w:sz="4" w:space="0" w:color="BFC7D1"/>
@@ -4263,7 +4263,7 @@
         </w:tc>
         <w:tc>
           <w:tcPr>
-            <w:tcW w:w="4512" w:type="dxa"/>
+            <w:tcW w:w="4603" w:type="dxa"/>
             <w:tcBorders>
               <w:top w:val="single" w:sz="4" w:space="0" w:color="BFC7D1"/>
               <w:left w:val="single" w:sz="4" w:space="0" w:color="BFC7D1"/>
@@ -4303,7 +4303,7 @@
         <w:trPr/>
         <w:tc>
           <w:tcPr>
-            <w:tcW w:w="4513" w:type="dxa"/>
+            <w:tcW w:w="4410" w:type="dxa"/>
             <w:tcBorders>
               <w:top w:val="single" w:sz="4" w:space="0" w:color="BFC7D1"/>
               <w:left w:val="single" w:sz="4" w:space="0" w:color="BFC7D1"/>
@@ -4340,7 +4340,7 @@
         </w:tc>
         <w:tc>
           <w:tcPr>
-            <w:tcW w:w="4512" w:type="dxa"/>
+            <w:tcW w:w="4603" w:type="dxa"/>
             <w:tcBorders>
               <w:top w:val="single" w:sz="4" w:space="0" w:color="BFC7D1"/>
               <w:left w:val="single" w:sz="4" w:space="0" w:color="BFC7D1"/>
@@ -4380,7 +4380,7 @@
         <w:trPr/>
         <w:tc>
           <w:tcPr>
-            <w:tcW w:w="4513" w:type="dxa"/>
+            <w:tcW w:w="4410" w:type="dxa"/>
             <w:tcBorders>
               <w:top w:val="single" w:sz="4" w:space="0" w:color="BFC7D1"/>
               <w:left w:val="single" w:sz="4" w:space="0" w:color="BFC7D1"/>
@@ -4417,7 +4417,7 @@
         </w:tc>
         <w:tc>
           <w:tcPr>
-            <w:tcW w:w="4512" w:type="dxa"/>
+            <w:tcW w:w="4603" w:type="dxa"/>
             <w:tcBorders>
               <w:top w:val="single" w:sz="4" w:space="0" w:color="BFC7D1"/>
               <w:left w:val="single" w:sz="4" w:space="0" w:color="BFC7D1"/>
@@ -4457,7 +4457,7 @@
         <w:trPr/>
         <w:tc>
           <w:tcPr>
-            <w:tcW w:w="4513" w:type="dxa"/>
+            <w:tcW w:w="4410" w:type="dxa"/>
             <w:tcBorders>
               <w:top w:val="single" w:sz="4" w:space="0" w:color="BFC7D1"/>
               <w:left w:val="single" w:sz="4" w:space="0" w:color="BFC7D1"/>
@@ -4494,7 +4494,7 @@
         </w:tc>
         <w:tc>
           <w:tcPr>
-            <w:tcW w:w="4512" w:type="dxa"/>
+            <w:tcW w:w="4603" w:type="dxa"/>
             <w:tcBorders>
               <w:top w:val="single" w:sz="4" w:space="0" w:color="BFC7D1"/>
               <w:left w:val="single" w:sz="4" w:space="0" w:color="BFC7D1"/>
@@ -4534,7 +4534,7 @@
         <w:trPr/>
         <w:tc>
           <w:tcPr>
-            <w:tcW w:w="4513" w:type="dxa"/>
+            <w:tcW w:w="4410" w:type="dxa"/>
             <w:tcBorders>
               <w:top w:val="single" w:sz="4" w:space="0" w:color="BFC7D1"/>
               <w:left w:val="single" w:sz="4" w:space="0" w:color="BFC7D1"/>
@@ -4571,7 +4571,7 @@
         </w:tc>
         <w:tc>
           <w:tcPr>
-            <w:tcW w:w="4512" w:type="dxa"/>
+            <w:tcW w:w="4603" w:type="dxa"/>
             <w:tcBorders>
               <w:top w:val="single" w:sz="4" w:space="0" w:color="BFC7D1"/>
               <w:left w:val="single" w:sz="4" w:space="0" w:color="BFC7D1"/>
@@ -4611,7 +4611,7 @@
         <w:trPr/>
         <w:tc>
           <w:tcPr>
-            <w:tcW w:w="4513" w:type="dxa"/>
+            <w:tcW w:w="4410" w:type="dxa"/>
             <w:tcBorders>
               <w:top w:val="single" w:sz="4" w:space="0" w:color="BFC7D1"/>
               <w:left w:val="single" w:sz="4" w:space="0" w:color="BFC7D1"/>
@@ -4648,7 +4648,7 @@
         </w:tc>
         <w:tc>
           <w:tcPr>
-            <w:tcW w:w="4512" w:type="dxa"/>
+            <w:tcW w:w="4603" w:type="dxa"/>
             <w:tcBorders>
               <w:top w:val="single" w:sz="4" w:space="0" w:color="BFC7D1"/>
               <w:left w:val="single" w:sz="4" w:space="0" w:color="BFC7D1"/>
@@ -4688,7 +4688,7 @@
         <w:trPr/>
         <w:tc>
           <w:tcPr>
-            <w:tcW w:w="4513" w:type="dxa"/>
+            <w:tcW w:w="4410" w:type="dxa"/>
             <w:tcBorders>
               <w:top w:val="single" w:sz="4" w:space="0" w:color="BFC7D1"/>
               <w:left w:val="single" w:sz="4" w:space="0" w:color="BFC7D1"/>
@@ -4725,7 +4725,7 @@
         </w:tc>
         <w:tc>
           <w:tcPr>
-            <w:tcW w:w="4512" w:type="dxa"/>
+            <w:tcW w:w="4603" w:type="dxa"/>
             <w:tcBorders>
               <w:top w:val="single" w:sz="4" w:space="0" w:color="BFC7D1"/>
               <w:left w:val="single" w:sz="4" w:space="0" w:color="BFC7D1"/>
@@ -4765,7 +4765,7 @@
         <w:trPr/>
         <w:tc>
           <w:tcPr>
-            <w:tcW w:w="4513" w:type="dxa"/>
+            <w:tcW w:w="4410" w:type="dxa"/>
             <w:tcBorders>
               <w:top w:val="single" w:sz="4" w:space="0" w:color="BFC7D1"/>
               <w:left w:val="single" w:sz="4" w:space="0" w:color="BFC7D1"/>
@@ -4802,7 +4802,7 @@
         </w:tc>
         <w:tc>
           <w:tcPr>
-            <w:tcW w:w="4512" w:type="dxa"/>
+            <w:tcW w:w="4603" w:type="dxa"/>
             <w:tcBorders>
               <w:top w:val="single" w:sz="4" w:space="0" w:color="BFC7D1"/>
               <w:left w:val="single" w:sz="4" w:space="0" w:color="BFC7D1"/>
@@ -4842,7 +4842,7 @@
         <w:trPr/>
         <w:tc>
           <w:tcPr>
-            <w:tcW w:w="4513" w:type="dxa"/>
+            <w:tcW w:w="4410" w:type="dxa"/>
             <w:tcBorders>
               <w:top w:val="single" w:sz="4" w:space="0" w:color="BFC7D1"/>
               <w:left w:val="single" w:sz="4" w:space="0" w:color="BFC7D1"/>
@@ -4879,7 +4879,7 @@
         </w:tc>
         <w:tc>
           <w:tcPr>
-            <w:tcW w:w="4512" w:type="dxa"/>
+            <w:tcW w:w="4603" w:type="dxa"/>
             <w:tcBorders>
               <w:top w:val="single" w:sz="4" w:space="0" w:color="BFC7D1"/>
               <w:left w:val="single" w:sz="4" w:space="0" w:color="BFC7D1"/>
@@ -4931,7 +4931,7 @@
         <w:pStyle w:val="Heading2"/>
         <w:rPr/>
       </w:pPr>
-      <w:bookmarkStart w:id="10" w:name="__RefHeading___Toc15400_1603226370"/>
+      <w:bookmarkStart w:id="10" w:name="__RefHeading___Toc34545_2679730275"/>
       <w:bookmarkEnd w:id="10"/>
       <w:r>
         <w:rPr>
@@ -4946,7 +4946,7 @@
     <w:tbl>
       <w:tblPr>
         <w:tblStyle w:val="TableGrid"/>
-        <w:tblW w:w="9026" w:type="dxa"/>
+        <w:tblW w:w="9014" w:type="dxa"/>
         <w:jc w:val="left"/>
         <w:tblInd w:w="0" w:type="dxa"/>
         <w:tblLayout w:type="fixed"/>
@@ -4959,8 +4959,8 @@
         <w:tblLook w:val="04a0" w:noHBand="0" w:noVBand="1" w:firstColumn="1" w:lastRow="0" w:lastColumn="0" w:firstRow="1"/>
       </w:tblPr>
       <w:tblGrid>
-        <w:gridCol w:w="4513"/>
-        <w:gridCol w:w="4512"/>
+        <w:gridCol w:w="3087"/>
+        <w:gridCol w:w="5926"/>
       </w:tblGrid>
       <w:tr>
         <w:trPr>
@@ -4968,7 +4968,7 @@
         </w:trPr>
         <w:tc>
           <w:tcPr>
-            <w:tcW w:w="4513" w:type="dxa"/>
+            <w:tcW w:w="3087" w:type="dxa"/>
             <w:tcBorders>
               <w:top w:val="single" w:sz="4" w:space="0" w:color="BFC7D1"/>
               <w:left w:val="single" w:sz="4" w:space="0" w:color="BFC7D1"/>
@@ -5007,7 +5007,7 @@
         </w:tc>
         <w:tc>
           <w:tcPr>
-            <w:tcW w:w="4512" w:type="dxa"/>
+            <w:tcW w:w="5926" w:type="dxa"/>
             <w:tcBorders>
               <w:top w:val="single" w:sz="4" w:space="0" w:color="BFC7D1"/>
               <w:left w:val="single" w:sz="4" w:space="0" w:color="BFC7D1"/>
@@ -5049,7 +5049,7 @@
         <w:trPr/>
         <w:tc>
           <w:tcPr>
-            <w:tcW w:w="4513" w:type="dxa"/>
+            <w:tcW w:w="3087" w:type="dxa"/>
             <w:tcBorders>
               <w:top w:val="single" w:sz="4" w:space="0" w:color="BFC7D1"/>
               <w:left w:val="single" w:sz="4" w:space="0" w:color="BFC7D1"/>
@@ -5086,7 +5086,7 @@
         </w:tc>
         <w:tc>
           <w:tcPr>
-            <w:tcW w:w="4512" w:type="dxa"/>
+            <w:tcW w:w="5926" w:type="dxa"/>
             <w:tcBorders>
               <w:top w:val="single" w:sz="4" w:space="0" w:color="BFC7D1"/>
               <w:left w:val="single" w:sz="4" w:space="0" w:color="BFC7D1"/>
@@ -5126,7 +5126,7 @@
         <w:trPr/>
         <w:tc>
           <w:tcPr>
-            <w:tcW w:w="4513" w:type="dxa"/>
+            <w:tcW w:w="3087" w:type="dxa"/>
             <w:tcBorders>
               <w:top w:val="single" w:sz="4" w:space="0" w:color="BFC7D1"/>
               <w:left w:val="single" w:sz="4" w:space="0" w:color="BFC7D1"/>
@@ -5163,7 +5163,7 @@
         </w:tc>
         <w:tc>
           <w:tcPr>
-            <w:tcW w:w="4512" w:type="dxa"/>
+            <w:tcW w:w="5926" w:type="dxa"/>
             <w:tcBorders>
               <w:top w:val="single" w:sz="4" w:space="0" w:color="BFC7D1"/>
               <w:left w:val="single" w:sz="4" w:space="0" w:color="BFC7D1"/>
@@ -5203,7 +5203,7 @@
         <w:trPr/>
         <w:tc>
           <w:tcPr>
-            <w:tcW w:w="4513" w:type="dxa"/>
+            <w:tcW w:w="3087" w:type="dxa"/>
             <w:tcBorders>
               <w:top w:val="single" w:sz="4" w:space="0" w:color="BFC7D1"/>
               <w:left w:val="single" w:sz="4" w:space="0" w:color="BFC7D1"/>
@@ -5234,13 +5234,13 @@
                 <w:szCs w:val="24"/>
                 <w:lang w:val="en-US" w:eastAsia="ja-JP" w:bidi="ar-SA"/>
               </w:rPr>
-              <w:t>Subscription Initial Term, or AMC and hosting term</w:t>
-            </w:r>
-          </w:p>
-        </w:tc>
-        <w:tc>
-          <w:tcPr>
-            <w:tcW w:w="4512" w:type="dxa"/>
+              <w:t>Subscription Initial Term</w:t>
+            </w:r>
+          </w:p>
+        </w:tc>
+        <w:tc>
+          <w:tcPr>
+            <w:tcW w:w="5926" w:type="dxa"/>
             <w:tcBorders>
               <w:top w:val="single" w:sz="4" w:space="0" w:color="BFC7D1"/>
               <w:left w:val="single" w:sz="4" w:space="0" w:color="BFC7D1"/>
@@ -5280,7 +5280,7 @@
         <w:trPr/>
         <w:tc>
           <w:tcPr>
-            <w:tcW w:w="4513" w:type="dxa"/>
+            <w:tcW w:w="3087" w:type="dxa"/>
             <w:tcBorders>
               <w:top w:val="single" w:sz="4" w:space="0" w:color="BFC7D1"/>
               <w:left w:val="single" w:sz="4" w:space="0" w:color="BFC7D1"/>
@@ -5311,13 +5311,13 @@
                 <w:szCs w:val="24"/>
                 <w:lang w:val="en-US" w:eastAsia="ja-JP" w:bidi="ar-SA"/>
               </w:rPr>
-              <w:t>Renewal</w:t>
-            </w:r>
-          </w:p>
-        </w:tc>
-        <w:tc>
-          <w:tcPr>
-            <w:tcW w:w="4512" w:type="dxa"/>
+              <w:t>AMC</w:t>
+            </w:r>
+          </w:p>
+        </w:tc>
+        <w:tc>
+          <w:tcPr>
+            <w:tcW w:w="5926" w:type="dxa"/>
             <w:tcBorders>
               <w:top w:val="single" w:sz="4" w:space="0" w:color="BFC7D1"/>
               <w:left w:val="single" w:sz="4" w:space="0" w:color="BFC7D1"/>
@@ -5348,7 +5348,7 @@
                 <w:szCs w:val="24"/>
                 <w:lang w:val="en-US" w:eastAsia="ja-JP" w:bidi="ar-SA"/>
               </w:rPr>
-              <w:t>[12-month renewals, 90 days' notice of non-renewal]</w:t>
+              <w:t>Warranty of 12 months from go-live; AMC from the start of Year 2, renewed yearly</w:t>
             </w:r>
           </w:p>
         </w:tc>
@@ -5357,7 +5357,7 @@
         <w:trPr/>
         <w:tc>
           <w:tcPr>
-            <w:tcW w:w="4513" w:type="dxa"/>
+            <w:tcW w:w="3087" w:type="dxa"/>
             <w:tcBorders>
               <w:top w:val="single" w:sz="4" w:space="0" w:color="BFC7D1"/>
               <w:left w:val="single" w:sz="4" w:space="0" w:color="BFC7D1"/>
@@ -5388,13 +5388,167 @@
                 <w:szCs w:val="24"/>
                 <w:lang w:val="en-US" w:eastAsia="ja-JP" w:bidi="ar-SA"/>
               </w:rPr>
+              <w:t>Hosting term</w:t>
+            </w:r>
+          </w:p>
+        </w:tc>
+        <w:tc>
+          <w:tcPr>
+            <w:tcW w:w="5926" w:type="dxa"/>
+            <w:tcBorders>
+              <w:top w:val="single" w:sz="4" w:space="0" w:color="BFC7D1"/>
+              <w:left w:val="single" w:sz="4" w:space="0" w:color="BFC7D1"/>
+              <w:bottom w:val="single" w:sz="4" w:space="0" w:color="BFC7D1"/>
+              <w:right w:val="single" w:sz="4" w:space="0" w:color="BFC7D1"/>
+            </w:tcBorders>
+          </w:tcPr>
+          <w:p>
+            <w:pPr>
+              <w:pStyle w:val="Normal"/>
+              <w:widowControl/>
+              <w:spacing w:lineRule="auto" w:line="240" w:before="0" w:after="20"/>
+              <w:jc w:val="left"/>
+              <w:rPr>
+                <w:rFonts w:ascii="Aptos" w:hAnsi="Aptos" w:eastAsia="ＭＳ 明朝" w:cs="Arial"/>
+                <w:kern w:val="0"/>
+                <w:sz w:val="24"/>
+                <w:szCs w:val="24"/>
+                <w:lang w:val="en-US" w:eastAsia="ja-JP" w:bidi="ar-SA"/>
+              </w:rPr>
+            </w:pPr>
+            <w:r>
+              <w:rPr>
+                <w:rFonts w:eastAsia="Segoe UI" w:cs="Segoe UI" w:ascii="Segoe UI" w:hAnsi="Segoe UI"/>
+                <w:color w:val="101820"/>
+                <w:kern w:val="0"/>
+                <w:sz w:val="18"/>
+                <w:szCs w:val="24"/>
+                <w:lang w:val="en-US" w:eastAsia="ja-JP" w:bidi="ar-SA"/>
+              </w:rPr>
+              <w:t>[12 / 36 / 60] months from environment handover</w:t>
+            </w:r>
+          </w:p>
+        </w:tc>
+      </w:tr>
+      <w:tr>
+        <w:trPr/>
+        <w:tc>
+          <w:tcPr>
+            <w:tcW w:w="3087" w:type="dxa"/>
+            <w:tcBorders>
+              <w:top w:val="single" w:sz="4" w:space="0" w:color="BFC7D1"/>
+              <w:left w:val="single" w:sz="4" w:space="0" w:color="BFC7D1"/>
+              <w:bottom w:val="single" w:sz="4" w:space="0" w:color="BFC7D1"/>
+              <w:right w:val="single" w:sz="4" w:space="0" w:color="BFC7D1"/>
+            </w:tcBorders>
+          </w:tcPr>
+          <w:p>
+            <w:pPr>
+              <w:pStyle w:val="Normal"/>
+              <w:widowControl/>
+              <w:spacing w:lineRule="auto" w:line="240" w:before="0" w:after="20"/>
+              <w:jc w:val="left"/>
+              <w:rPr>
+                <w:rFonts w:ascii="Aptos" w:hAnsi="Aptos" w:eastAsia="ＭＳ 明朝" w:cs="Arial"/>
+                <w:kern w:val="0"/>
+                <w:sz w:val="24"/>
+                <w:szCs w:val="24"/>
+                <w:lang w:val="en-US" w:eastAsia="ja-JP" w:bidi="ar-SA"/>
+              </w:rPr>
+            </w:pPr>
+            <w:r>
+              <w:rPr>
+                <w:rFonts w:eastAsia="Segoe UI" w:cs="Segoe UI" w:ascii="Segoe UI" w:hAnsi="Segoe UI"/>
+                <w:color w:val="101820"/>
+                <w:kern w:val="0"/>
+                <w:sz w:val="18"/>
+                <w:szCs w:val="24"/>
+                <w:lang w:val="en-US" w:eastAsia="ja-JP" w:bidi="ar-SA"/>
+              </w:rPr>
+              <w:t>Renewal</w:t>
+            </w:r>
+          </w:p>
+        </w:tc>
+        <w:tc>
+          <w:tcPr>
+            <w:tcW w:w="5926" w:type="dxa"/>
+            <w:tcBorders>
+              <w:top w:val="single" w:sz="4" w:space="0" w:color="BFC7D1"/>
+              <w:left w:val="single" w:sz="4" w:space="0" w:color="BFC7D1"/>
+              <w:bottom w:val="single" w:sz="4" w:space="0" w:color="BFC7D1"/>
+              <w:right w:val="single" w:sz="4" w:space="0" w:color="BFC7D1"/>
+            </w:tcBorders>
+          </w:tcPr>
+          <w:p>
+            <w:pPr>
+              <w:pStyle w:val="Normal"/>
+              <w:widowControl/>
+              <w:spacing w:lineRule="auto" w:line="240" w:before="0" w:after="20"/>
+              <w:jc w:val="left"/>
+              <w:rPr>
+                <w:rFonts w:ascii="Aptos" w:hAnsi="Aptos" w:eastAsia="ＭＳ 明朝" w:cs="Arial"/>
+                <w:kern w:val="0"/>
+                <w:sz w:val="24"/>
+                <w:szCs w:val="24"/>
+                <w:lang w:val="en-US" w:eastAsia="ja-JP" w:bidi="ar-SA"/>
+              </w:rPr>
+            </w:pPr>
+            <w:r>
+              <w:rPr>
+                <w:rFonts w:eastAsia="Segoe UI" w:cs="Segoe UI" w:ascii="Segoe UI" w:hAnsi="Segoe UI"/>
+                <w:color w:val="101820"/>
+                <w:kern w:val="0"/>
+                <w:sz w:val="18"/>
+                <w:szCs w:val="24"/>
+                <w:lang w:val="en-US" w:eastAsia="ja-JP" w:bidi="ar-SA"/>
+              </w:rPr>
+              <w:t>[12-month renewals, 90 days' notice of non-renewal]</w:t>
+            </w:r>
+          </w:p>
+        </w:tc>
+      </w:tr>
+      <w:tr>
+        <w:trPr/>
+        <w:tc>
+          <w:tcPr>
+            <w:tcW w:w="3087" w:type="dxa"/>
+            <w:tcBorders>
+              <w:top w:val="single" w:sz="4" w:space="0" w:color="BFC7D1"/>
+              <w:left w:val="single" w:sz="4" w:space="0" w:color="BFC7D1"/>
+              <w:bottom w:val="single" w:sz="4" w:space="0" w:color="BFC7D1"/>
+              <w:right w:val="single" w:sz="4" w:space="0" w:color="BFC7D1"/>
+            </w:tcBorders>
+          </w:tcPr>
+          <w:p>
+            <w:pPr>
+              <w:pStyle w:val="Normal"/>
+              <w:widowControl/>
+              <w:spacing w:lineRule="auto" w:line="240" w:before="0" w:after="20"/>
+              <w:jc w:val="left"/>
+              <w:rPr>
+                <w:rFonts w:ascii="Aptos" w:hAnsi="Aptos" w:eastAsia="ＭＳ 明朝" w:cs="Arial"/>
+                <w:kern w:val="0"/>
+                <w:sz w:val="24"/>
+                <w:szCs w:val="24"/>
+                <w:lang w:val="en-US" w:eastAsia="ja-JP" w:bidi="ar-SA"/>
+              </w:rPr>
+            </w:pPr>
+            <w:r>
+              <w:rPr>
+                <w:rFonts w:eastAsia="Segoe UI" w:cs="Segoe UI" w:ascii="Segoe UI" w:hAnsi="Segoe UI"/>
+                <w:color w:val="101820"/>
+                <w:kern w:val="0"/>
+                <w:sz w:val="18"/>
+                <w:szCs w:val="24"/>
+                <w:lang w:val="en-US" w:eastAsia="ja-JP" w:bidi="ar-SA"/>
+              </w:rPr>
               <w:t>Early termination right</w:t>
             </w:r>
           </w:p>
         </w:tc>
         <w:tc>
           <w:tcPr>
-            <w:tcW w:w="4512" w:type="dxa"/>
+            <w:tcW w:w="5926" w:type="dxa"/>
             <w:tcBorders>
               <w:top w:val="single" w:sz="4" w:space="0" w:color="BFC7D1"/>
               <w:left w:val="single" w:sz="4" w:space="0" w:color="BFC7D1"/>
@@ -5449,7 +5603,7 @@
         <w:pStyle w:val="Heading1"/>
         <w:rPr/>
       </w:pPr>
-      <w:bookmarkStart w:id="11" w:name="__RefHeading___Toc15402_1603226370"/>
+      <w:bookmarkStart w:id="11" w:name="__RefHeading___Toc34547_2679730275"/>
       <w:bookmarkEnd w:id="11"/>
       <w:r>
         <w:rPr>
@@ -5481,7 +5635,7 @@
         <w:pStyle w:val="Heading2"/>
         <w:rPr/>
       </w:pPr>
-      <w:bookmarkStart w:id="12" w:name="__RefHeading___Toc15404_1603226370"/>
+      <w:bookmarkStart w:id="12" w:name="__RefHeading___Toc34549_2679730275"/>
       <w:bookmarkEnd w:id="12"/>
       <w:r>
         <w:rPr>
@@ -5496,7 +5650,7 @@
     <w:tbl>
       <w:tblPr>
         <w:tblStyle w:val="TableGrid"/>
-        <w:tblW w:w="9026" w:type="dxa"/>
+        <w:tblW w:w="9014" w:type="dxa"/>
         <w:jc w:val="left"/>
         <w:tblInd w:w="0" w:type="dxa"/>
         <w:tblLayout w:type="fixed"/>
@@ -5509,11 +5663,11 @@
         <w:tblLook w:val="04a0" w:noHBand="0" w:noVBand="1" w:firstColumn="1" w:lastRow="0" w:lastColumn="0" w:firstRow="1"/>
       </w:tblPr>
       <w:tblGrid>
-        <w:gridCol w:w="1805"/>
-        <w:gridCol w:w="1805"/>
-        <w:gridCol w:w="1805"/>
-        <w:gridCol w:w="1805"/>
-        <w:gridCol w:w="1806"/>
+        <w:gridCol w:w="2693"/>
+        <w:gridCol w:w="3277"/>
+        <w:gridCol w:w="907"/>
+        <w:gridCol w:w="1230"/>
+        <w:gridCol w:w="907"/>
       </w:tblGrid>
       <w:tr>
         <w:trPr>
@@ -5521,7 +5675,7 @@
         </w:trPr>
         <w:tc>
           <w:tcPr>
-            <w:tcW w:w="1805" w:type="dxa"/>
+            <w:tcW w:w="2693" w:type="dxa"/>
             <w:tcBorders>
               <w:top w:val="single" w:sz="4" w:space="0" w:color="BFC7D1"/>
               <w:left w:val="single" w:sz="4" w:space="0" w:color="BFC7D1"/>
@@ -5560,7 +5714,7 @@
         </w:tc>
         <w:tc>
           <w:tcPr>
-            <w:tcW w:w="1805" w:type="dxa"/>
+            <w:tcW w:w="3277" w:type="dxa"/>
             <w:tcBorders>
               <w:top w:val="single" w:sz="4" w:space="0" w:color="BFC7D1"/>
               <w:left w:val="single" w:sz="4" w:space="0" w:color="BFC7D1"/>
@@ -5599,7 +5753,7 @@
         </w:tc>
         <w:tc>
           <w:tcPr>
-            <w:tcW w:w="1805" w:type="dxa"/>
+            <w:tcW w:w="907" w:type="dxa"/>
             <w:tcBorders>
               <w:top w:val="single" w:sz="4" w:space="0" w:color="BFC7D1"/>
               <w:left w:val="single" w:sz="4" w:space="0" w:color="BFC7D1"/>
@@ -5638,7 +5792,7 @@
         </w:tc>
         <w:tc>
           <w:tcPr>
-            <w:tcW w:w="1805" w:type="dxa"/>
+            <w:tcW w:w="1230" w:type="dxa"/>
             <w:tcBorders>
               <w:top w:val="single" w:sz="4" w:space="0" w:color="BFC7D1"/>
               <w:left w:val="single" w:sz="4" w:space="0" w:color="BFC7D1"/>
@@ -5677,7 +5831,7 @@
         </w:tc>
         <w:tc>
           <w:tcPr>
-            <w:tcW w:w="1806" w:type="dxa"/>
+            <w:tcW w:w="907" w:type="dxa"/>
             <w:tcBorders>
               <w:top w:val="single" w:sz="4" w:space="0" w:color="BFC7D1"/>
               <w:left w:val="single" w:sz="4" w:space="0" w:color="BFC7D1"/>
@@ -5719,7 +5873,7 @@
         <w:trPr/>
         <w:tc>
           <w:tcPr>
-            <w:tcW w:w="1805" w:type="dxa"/>
+            <w:tcW w:w="2693" w:type="dxa"/>
             <w:tcBorders>
               <w:top w:val="single" w:sz="4" w:space="0" w:color="BFC7D1"/>
               <w:left w:val="single" w:sz="4" w:space="0" w:color="BFC7D1"/>
@@ -5756,7 +5910,7 @@
         </w:tc>
         <w:tc>
           <w:tcPr>
-            <w:tcW w:w="1805" w:type="dxa"/>
+            <w:tcW w:w="3277" w:type="dxa"/>
             <w:tcBorders>
               <w:top w:val="single" w:sz="4" w:space="0" w:color="BFC7D1"/>
               <w:left w:val="single" w:sz="4" w:space="0" w:color="BFC7D1"/>
@@ -5793,7 +5947,7 @@
         </w:tc>
         <w:tc>
           <w:tcPr>
-            <w:tcW w:w="1805" w:type="dxa"/>
+            <w:tcW w:w="907" w:type="dxa"/>
             <w:tcBorders>
               <w:top w:val="single" w:sz="4" w:space="0" w:color="BFC7D1"/>
               <w:left w:val="single" w:sz="4" w:space="0" w:color="BFC7D1"/>
@@ -5830,7 +5984,7 @@
         </w:tc>
         <w:tc>
           <w:tcPr>
-            <w:tcW w:w="1805" w:type="dxa"/>
+            <w:tcW w:w="1230" w:type="dxa"/>
             <w:tcBorders>
               <w:top w:val="single" w:sz="4" w:space="0" w:color="BFC7D1"/>
               <w:left w:val="single" w:sz="4" w:space="0" w:color="BFC7D1"/>
@@ -5867,7 +6021,7 @@
         </w:tc>
         <w:tc>
           <w:tcPr>
-            <w:tcW w:w="1806" w:type="dxa"/>
+            <w:tcW w:w="907" w:type="dxa"/>
             <w:tcBorders>
               <w:top w:val="single" w:sz="4" w:space="0" w:color="BFC7D1"/>
               <w:left w:val="single" w:sz="4" w:space="0" w:color="BFC7D1"/>
@@ -5907,7 +6061,7 @@
         <w:trPr/>
         <w:tc>
           <w:tcPr>
-            <w:tcW w:w="1805" w:type="dxa"/>
+            <w:tcW w:w="2693" w:type="dxa"/>
             <w:tcBorders>
               <w:top w:val="single" w:sz="4" w:space="0" w:color="BFC7D1"/>
               <w:left w:val="single" w:sz="4" w:space="0" w:color="BFC7D1"/>
@@ -5944,7 +6098,7 @@
         </w:tc>
         <w:tc>
           <w:tcPr>
-            <w:tcW w:w="1805" w:type="dxa"/>
+            <w:tcW w:w="3277" w:type="dxa"/>
             <w:tcBorders>
               <w:top w:val="single" w:sz="4" w:space="0" w:color="BFC7D1"/>
               <w:left w:val="single" w:sz="4" w:space="0" w:color="BFC7D1"/>
@@ -5981,7 +6135,7 @@
         </w:tc>
         <w:tc>
           <w:tcPr>
-            <w:tcW w:w="1805" w:type="dxa"/>
+            <w:tcW w:w="907" w:type="dxa"/>
             <w:tcBorders>
               <w:top w:val="single" w:sz="4" w:space="0" w:color="BFC7D1"/>
               <w:left w:val="single" w:sz="4" w:space="0" w:color="BFC7D1"/>
@@ -6018,7 +6172,7 @@
         </w:tc>
         <w:tc>
           <w:tcPr>
-            <w:tcW w:w="1805" w:type="dxa"/>
+            <w:tcW w:w="1230" w:type="dxa"/>
             <w:tcBorders>
               <w:top w:val="single" w:sz="4" w:space="0" w:color="BFC7D1"/>
               <w:left w:val="single" w:sz="4" w:space="0" w:color="BFC7D1"/>
@@ -6055,7 +6209,7 @@
         </w:tc>
         <w:tc>
           <w:tcPr>
-            <w:tcW w:w="1806" w:type="dxa"/>
+            <w:tcW w:w="907" w:type="dxa"/>
             <w:tcBorders>
               <w:top w:val="single" w:sz="4" w:space="0" w:color="BFC7D1"/>
               <w:left w:val="single" w:sz="4" w:space="0" w:color="BFC7D1"/>
@@ -6095,7 +6249,7 @@
         <w:trPr/>
         <w:tc>
           <w:tcPr>
-            <w:tcW w:w="1805" w:type="dxa"/>
+            <w:tcW w:w="2693" w:type="dxa"/>
             <w:tcBorders>
               <w:top w:val="single" w:sz="4" w:space="0" w:color="BFC7D1"/>
               <w:left w:val="single" w:sz="4" w:space="0" w:color="BFC7D1"/>
@@ -6132,7 +6286,7 @@
         </w:tc>
         <w:tc>
           <w:tcPr>
-            <w:tcW w:w="1805" w:type="dxa"/>
+            <w:tcW w:w="3277" w:type="dxa"/>
             <w:tcBorders>
               <w:top w:val="single" w:sz="4" w:space="0" w:color="BFC7D1"/>
               <w:left w:val="single" w:sz="4" w:space="0" w:color="BFC7D1"/>
@@ -6169,7 +6323,7 @@
         </w:tc>
         <w:tc>
           <w:tcPr>
-            <w:tcW w:w="1805" w:type="dxa"/>
+            <w:tcW w:w="907" w:type="dxa"/>
             <w:tcBorders>
               <w:top w:val="single" w:sz="4" w:space="0" w:color="BFC7D1"/>
               <w:left w:val="single" w:sz="4" w:space="0" w:color="BFC7D1"/>
@@ -6206,7 +6360,7 @@
         </w:tc>
         <w:tc>
           <w:tcPr>
-            <w:tcW w:w="1805" w:type="dxa"/>
+            <w:tcW w:w="1230" w:type="dxa"/>
             <w:tcBorders>
               <w:top w:val="single" w:sz="4" w:space="0" w:color="BFC7D1"/>
               <w:left w:val="single" w:sz="4" w:space="0" w:color="BFC7D1"/>
@@ -6241,7 +6395,7 @@
         </w:tc>
         <w:tc>
           <w:tcPr>
-            <w:tcW w:w="1806" w:type="dxa"/>
+            <w:tcW w:w="907" w:type="dxa"/>
             <w:tcBorders>
               <w:top w:val="single" w:sz="4" w:space="0" w:color="BFC7D1"/>
               <w:left w:val="single" w:sz="4" w:space="0" w:color="BFC7D1"/>
@@ -6281,7 +6435,7 @@
         <w:trPr/>
         <w:tc>
           <w:tcPr>
-            <w:tcW w:w="1805" w:type="dxa"/>
+            <w:tcW w:w="2693" w:type="dxa"/>
             <w:tcBorders>
               <w:top w:val="single" w:sz="4" w:space="0" w:color="BFC7D1"/>
               <w:left w:val="single" w:sz="4" w:space="0" w:color="BFC7D1"/>
@@ -6318,7 +6472,7 @@
         </w:tc>
         <w:tc>
           <w:tcPr>
-            <w:tcW w:w="1805" w:type="dxa"/>
+            <w:tcW w:w="3277" w:type="dxa"/>
             <w:tcBorders>
               <w:top w:val="single" w:sz="4" w:space="0" w:color="BFC7D1"/>
               <w:left w:val="single" w:sz="4" w:space="0" w:color="BFC7D1"/>
@@ -6355,7 +6509,7 @@
         </w:tc>
         <w:tc>
           <w:tcPr>
-            <w:tcW w:w="1805" w:type="dxa"/>
+            <w:tcW w:w="907" w:type="dxa"/>
             <w:tcBorders>
               <w:top w:val="single" w:sz="4" w:space="0" w:color="BFC7D1"/>
               <w:left w:val="single" w:sz="4" w:space="0" w:color="BFC7D1"/>
@@ -6392,7 +6546,7 @@
         </w:tc>
         <w:tc>
           <w:tcPr>
-            <w:tcW w:w="1805" w:type="dxa"/>
+            <w:tcW w:w="1230" w:type="dxa"/>
             <w:tcBorders>
               <w:top w:val="single" w:sz="4" w:space="0" w:color="BFC7D1"/>
               <w:left w:val="single" w:sz="4" w:space="0" w:color="BFC7D1"/>
@@ -6427,7 +6581,7 @@
         </w:tc>
         <w:tc>
           <w:tcPr>
-            <w:tcW w:w="1806" w:type="dxa"/>
+            <w:tcW w:w="907" w:type="dxa"/>
             <w:tcBorders>
               <w:top w:val="single" w:sz="4" w:space="0" w:color="BFC7D1"/>
               <w:left w:val="single" w:sz="4" w:space="0" w:color="BFC7D1"/>
@@ -6467,7 +6621,7 @@
         <w:trPr/>
         <w:tc>
           <w:tcPr>
-            <w:tcW w:w="1805" w:type="dxa"/>
+            <w:tcW w:w="2693" w:type="dxa"/>
             <w:tcBorders>
               <w:top w:val="single" w:sz="4" w:space="0" w:color="BFC7D1"/>
               <w:left w:val="single" w:sz="4" w:space="0" w:color="BFC7D1"/>
@@ -6504,7 +6658,7 @@
         </w:tc>
         <w:tc>
           <w:tcPr>
-            <w:tcW w:w="1805" w:type="dxa"/>
+            <w:tcW w:w="3277" w:type="dxa"/>
             <w:tcBorders>
               <w:top w:val="single" w:sz="4" w:space="0" w:color="BFC7D1"/>
               <w:left w:val="single" w:sz="4" w:space="0" w:color="BFC7D1"/>
@@ -6541,7 +6695,7 @@
         </w:tc>
         <w:tc>
           <w:tcPr>
-            <w:tcW w:w="1805" w:type="dxa"/>
+            <w:tcW w:w="907" w:type="dxa"/>
             <w:tcBorders>
               <w:top w:val="single" w:sz="4" w:space="0" w:color="BFC7D1"/>
               <w:left w:val="single" w:sz="4" w:space="0" w:color="BFC7D1"/>
@@ -6578,7 +6732,7 @@
         </w:tc>
         <w:tc>
           <w:tcPr>
-            <w:tcW w:w="1805" w:type="dxa"/>
+            <w:tcW w:w="1230" w:type="dxa"/>
             <w:tcBorders>
               <w:top w:val="single" w:sz="4" w:space="0" w:color="BFC7D1"/>
               <w:left w:val="single" w:sz="4" w:space="0" w:color="BFC7D1"/>
@@ -6613,7 +6767,7 @@
         </w:tc>
         <w:tc>
           <w:tcPr>
-            <w:tcW w:w="1806" w:type="dxa"/>
+            <w:tcW w:w="907" w:type="dxa"/>
             <w:tcBorders>
               <w:top w:val="single" w:sz="4" w:space="0" w:color="BFC7D1"/>
               <w:left w:val="single" w:sz="4" w:space="0" w:color="BFC7D1"/>
@@ -6653,7 +6807,7 @@
         <w:trPr/>
         <w:tc>
           <w:tcPr>
-            <w:tcW w:w="1805" w:type="dxa"/>
+            <w:tcW w:w="2693" w:type="dxa"/>
             <w:tcBorders>
               <w:top w:val="single" w:sz="4" w:space="0" w:color="BFC7D1"/>
               <w:left w:val="single" w:sz="4" w:space="0" w:color="BFC7D1"/>
@@ -6690,7 +6844,7 @@
         </w:tc>
         <w:tc>
           <w:tcPr>
-            <w:tcW w:w="1805" w:type="dxa"/>
+            <w:tcW w:w="3277" w:type="dxa"/>
             <w:tcBorders>
               <w:top w:val="single" w:sz="4" w:space="0" w:color="BFC7D1"/>
               <w:left w:val="single" w:sz="4" w:space="0" w:color="BFC7D1"/>
@@ -6727,7 +6881,7 @@
         </w:tc>
         <w:tc>
           <w:tcPr>
-            <w:tcW w:w="1805" w:type="dxa"/>
+            <w:tcW w:w="907" w:type="dxa"/>
             <w:tcBorders>
               <w:top w:val="single" w:sz="4" w:space="0" w:color="BFC7D1"/>
               <w:left w:val="single" w:sz="4" w:space="0" w:color="BFC7D1"/>
@@ -6764,7 +6918,7 @@
         </w:tc>
         <w:tc>
           <w:tcPr>
-            <w:tcW w:w="1805" w:type="dxa"/>
+            <w:tcW w:w="1230" w:type="dxa"/>
             <w:tcBorders>
               <w:top w:val="single" w:sz="4" w:space="0" w:color="BFC7D1"/>
               <w:left w:val="single" w:sz="4" w:space="0" w:color="BFC7D1"/>
@@ -6799,7 +6953,7 @@
         </w:tc>
         <w:tc>
           <w:tcPr>
-            <w:tcW w:w="1806" w:type="dxa"/>
+            <w:tcW w:w="907" w:type="dxa"/>
             <w:tcBorders>
               <w:top w:val="single" w:sz="4" w:space="0" w:color="BFC7D1"/>
               <w:left w:val="single" w:sz="4" w:space="0" w:color="BFC7D1"/>
@@ -6839,7 +6993,7 @@
         <w:trPr/>
         <w:tc>
           <w:tcPr>
-            <w:tcW w:w="1805" w:type="dxa"/>
+            <w:tcW w:w="2693" w:type="dxa"/>
             <w:tcBorders>
               <w:top w:val="single" w:sz="4" w:space="0" w:color="BFC7D1"/>
               <w:left w:val="single" w:sz="4" w:space="0" w:color="BFC7D1"/>
@@ -6876,7 +7030,7 @@
         </w:tc>
         <w:tc>
           <w:tcPr>
-            <w:tcW w:w="1805" w:type="dxa"/>
+            <w:tcW w:w="3277" w:type="dxa"/>
             <w:tcBorders>
               <w:top w:val="single" w:sz="4" w:space="0" w:color="BFC7D1"/>
               <w:left w:val="single" w:sz="4" w:space="0" w:color="BFC7D1"/>
@@ -6913,7 +7067,7 @@
         </w:tc>
         <w:tc>
           <w:tcPr>
-            <w:tcW w:w="1805" w:type="dxa"/>
+            <w:tcW w:w="907" w:type="dxa"/>
             <w:tcBorders>
               <w:top w:val="single" w:sz="4" w:space="0" w:color="BFC7D1"/>
               <w:left w:val="single" w:sz="4" w:space="0" w:color="BFC7D1"/>
@@ -6950,7 +7104,7 @@
         </w:tc>
         <w:tc>
           <w:tcPr>
-            <w:tcW w:w="1805" w:type="dxa"/>
+            <w:tcW w:w="1230" w:type="dxa"/>
             <w:tcBorders>
               <w:top w:val="single" w:sz="4" w:space="0" w:color="BFC7D1"/>
               <w:left w:val="single" w:sz="4" w:space="0" w:color="BFC7D1"/>
@@ -6985,7 +7139,7 @@
         </w:tc>
         <w:tc>
           <w:tcPr>
-            <w:tcW w:w="1806" w:type="dxa"/>
+            <w:tcW w:w="907" w:type="dxa"/>
             <w:tcBorders>
               <w:top w:val="single" w:sz="4" w:space="0" w:color="BFC7D1"/>
               <w:left w:val="single" w:sz="4" w:space="0" w:color="BFC7D1"/>
@@ -7025,7 +7179,7 @@
         <w:trPr/>
         <w:tc>
           <w:tcPr>
-            <w:tcW w:w="1805" w:type="dxa"/>
+            <w:tcW w:w="2693" w:type="dxa"/>
             <w:tcBorders>
               <w:top w:val="single" w:sz="4" w:space="0" w:color="BFC7D1"/>
               <w:left w:val="single" w:sz="4" w:space="0" w:color="BFC7D1"/>
@@ -7062,7 +7216,7 @@
         </w:tc>
         <w:tc>
           <w:tcPr>
-            <w:tcW w:w="1805" w:type="dxa"/>
+            <w:tcW w:w="3277" w:type="dxa"/>
             <w:tcBorders>
               <w:top w:val="single" w:sz="4" w:space="0" w:color="BFC7D1"/>
               <w:left w:val="single" w:sz="4" w:space="0" w:color="BFC7D1"/>
@@ -7097,7 +7251,7 @@
         </w:tc>
         <w:tc>
           <w:tcPr>
-            <w:tcW w:w="1805" w:type="dxa"/>
+            <w:tcW w:w="907" w:type="dxa"/>
             <w:tcBorders>
               <w:top w:val="single" w:sz="4" w:space="0" w:color="BFC7D1"/>
               <w:left w:val="single" w:sz="4" w:space="0" w:color="BFC7D1"/>
@@ -7134,7 +7288,7 @@
         </w:tc>
         <w:tc>
           <w:tcPr>
-            <w:tcW w:w="1805" w:type="dxa"/>
+            <w:tcW w:w="1230" w:type="dxa"/>
             <w:tcBorders>
               <w:top w:val="single" w:sz="4" w:space="0" w:color="BFC7D1"/>
               <w:left w:val="single" w:sz="4" w:space="0" w:color="BFC7D1"/>
@@ -7171,7 +7325,7 @@
         </w:tc>
         <w:tc>
           <w:tcPr>
-            <w:tcW w:w="1806" w:type="dxa"/>
+            <w:tcW w:w="907" w:type="dxa"/>
             <w:tcBorders>
               <w:top w:val="single" w:sz="4" w:space="0" w:color="BFC7D1"/>
               <w:left w:val="single" w:sz="4" w:space="0" w:color="BFC7D1"/>
@@ -7223,7 +7377,7 @@
         <w:pStyle w:val="Heading2"/>
         <w:rPr/>
       </w:pPr>
-      <w:bookmarkStart w:id="13" w:name="__RefHeading___Toc15406_1603226370"/>
+      <w:bookmarkStart w:id="13" w:name="__RefHeading___Toc34551_2679730275"/>
       <w:bookmarkEnd w:id="13"/>
       <w:r>
         <w:rPr>
@@ -7238,7 +7392,7 @@
     <w:tbl>
       <w:tblPr>
         <w:tblStyle w:val="TableGrid"/>
-        <w:tblW w:w="9024" w:type="dxa"/>
+        <w:tblW w:w="9014" w:type="dxa"/>
         <w:jc w:val="left"/>
         <w:tblInd w:w="0" w:type="dxa"/>
         <w:tblLayout w:type="fixed"/>
@@ -7251,12 +7405,12 @@
         <w:tblLook w:val="04a0" w:noHBand="0" w:noVBand="1" w:firstColumn="1" w:lastRow="0" w:lastColumn="0" w:firstRow="1"/>
       </w:tblPr>
       <w:tblGrid>
-        <w:gridCol w:w="1504"/>
-        <w:gridCol w:w="1503"/>
-        <w:gridCol w:w="1505"/>
-        <w:gridCol w:w="1504"/>
-        <w:gridCol w:w="1503"/>
-        <w:gridCol w:w="1504"/>
+        <w:gridCol w:w="2057"/>
+        <w:gridCol w:w="2376"/>
+        <w:gridCol w:w="906"/>
+        <w:gridCol w:w="1124"/>
+        <w:gridCol w:w="906"/>
+        <w:gridCol w:w="1644"/>
       </w:tblGrid>
       <w:tr>
         <w:trPr>
@@ -7264,7 +7418,7 @@
         </w:trPr>
         <w:tc>
           <w:tcPr>
-            <w:tcW w:w="1504" w:type="dxa"/>
+            <w:tcW w:w="2057" w:type="dxa"/>
             <w:tcBorders>
               <w:top w:val="single" w:sz="4" w:space="0" w:color="BFC7D1"/>
               <w:left w:val="single" w:sz="4" w:space="0" w:color="BFC7D1"/>
@@ -7303,7 +7457,7 @@
         </w:tc>
         <w:tc>
           <w:tcPr>
-            <w:tcW w:w="1503" w:type="dxa"/>
+            <w:tcW w:w="2376" w:type="dxa"/>
             <w:tcBorders>
               <w:top w:val="single" w:sz="4" w:space="0" w:color="BFC7D1"/>
               <w:left w:val="single" w:sz="4" w:space="0" w:color="BFC7D1"/>
@@ -7342,7 +7496,7 @@
         </w:tc>
         <w:tc>
           <w:tcPr>
-            <w:tcW w:w="1505" w:type="dxa"/>
+            <w:tcW w:w="906" w:type="dxa"/>
             <w:tcBorders>
               <w:top w:val="single" w:sz="4" w:space="0" w:color="BFC7D1"/>
               <w:left w:val="single" w:sz="4" w:space="0" w:color="BFC7D1"/>
@@ -7381,7 +7535,7 @@
         </w:tc>
         <w:tc>
           <w:tcPr>
-            <w:tcW w:w="1504" w:type="dxa"/>
+            <w:tcW w:w="1124" w:type="dxa"/>
             <w:tcBorders>
               <w:top w:val="single" w:sz="4" w:space="0" w:color="BFC7D1"/>
               <w:left w:val="single" w:sz="4" w:space="0" w:color="BFC7D1"/>
@@ -7420,7 +7574,7 @@
         </w:tc>
         <w:tc>
           <w:tcPr>
-            <w:tcW w:w="1503" w:type="dxa"/>
+            <w:tcW w:w="906" w:type="dxa"/>
             <w:tcBorders>
               <w:top w:val="single" w:sz="4" w:space="0" w:color="BFC7D1"/>
               <w:left w:val="single" w:sz="4" w:space="0" w:color="BFC7D1"/>
@@ -7459,7 +7613,7 @@
         </w:tc>
         <w:tc>
           <w:tcPr>
-            <w:tcW w:w="1504" w:type="dxa"/>
+            <w:tcW w:w="1644" w:type="dxa"/>
             <w:tcBorders>
               <w:top w:val="single" w:sz="4" w:space="0" w:color="BFC7D1"/>
               <w:left w:val="single" w:sz="4" w:space="0" w:color="BFC7D1"/>
@@ -7501,7 +7655,7 @@
         <w:trPr/>
         <w:tc>
           <w:tcPr>
-            <w:tcW w:w="1504" w:type="dxa"/>
+            <w:tcW w:w="2057" w:type="dxa"/>
             <w:tcBorders>
               <w:top w:val="single" w:sz="4" w:space="0" w:color="BFC7D1"/>
               <w:left w:val="single" w:sz="4" w:space="0" w:color="BFC7D1"/>
@@ -7538,7 +7692,7 @@
         </w:tc>
         <w:tc>
           <w:tcPr>
-            <w:tcW w:w="1503" w:type="dxa"/>
+            <w:tcW w:w="2376" w:type="dxa"/>
             <w:tcBorders>
               <w:top w:val="single" w:sz="4" w:space="0" w:color="BFC7D1"/>
               <w:left w:val="single" w:sz="4" w:space="0" w:color="BFC7D1"/>
@@ -7575,7 +7729,7 @@
         </w:tc>
         <w:tc>
           <w:tcPr>
-            <w:tcW w:w="1505" w:type="dxa"/>
+            <w:tcW w:w="906" w:type="dxa"/>
             <w:tcBorders>
               <w:top w:val="single" w:sz="4" w:space="0" w:color="BFC7D1"/>
               <w:left w:val="single" w:sz="4" w:space="0" w:color="BFC7D1"/>
@@ -7612,7 +7766,7 @@
         </w:tc>
         <w:tc>
           <w:tcPr>
-            <w:tcW w:w="1504" w:type="dxa"/>
+            <w:tcW w:w="1124" w:type="dxa"/>
             <w:tcBorders>
               <w:top w:val="single" w:sz="4" w:space="0" w:color="BFC7D1"/>
               <w:left w:val="single" w:sz="4" w:space="0" w:color="BFC7D1"/>
@@ -7649,7 +7803,7 @@
         </w:tc>
         <w:tc>
           <w:tcPr>
-            <w:tcW w:w="1503" w:type="dxa"/>
+            <w:tcW w:w="906" w:type="dxa"/>
             <w:tcBorders>
               <w:top w:val="single" w:sz="4" w:space="0" w:color="BFC7D1"/>
               <w:left w:val="single" w:sz="4" w:space="0" w:color="BFC7D1"/>
@@ -7686,7 +7840,7 @@
         </w:tc>
         <w:tc>
           <w:tcPr>
-            <w:tcW w:w="1504" w:type="dxa"/>
+            <w:tcW w:w="1644" w:type="dxa"/>
             <w:tcBorders>
               <w:top w:val="single" w:sz="4" w:space="0" w:color="BFC7D1"/>
               <w:left w:val="single" w:sz="4" w:space="0" w:color="BFC7D1"/>
@@ -7726,7 +7880,7 @@
         <w:trPr/>
         <w:tc>
           <w:tcPr>
-            <w:tcW w:w="1504" w:type="dxa"/>
+            <w:tcW w:w="2057" w:type="dxa"/>
             <w:tcBorders>
               <w:top w:val="single" w:sz="4" w:space="0" w:color="BFC7D1"/>
               <w:left w:val="single" w:sz="4" w:space="0" w:color="BFC7D1"/>
@@ -7763,7 +7917,7 @@
         </w:tc>
         <w:tc>
           <w:tcPr>
-            <w:tcW w:w="1503" w:type="dxa"/>
+            <w:tcW w:w="2376" w:type="dxa"/>
             <w:tcBorders>
               <w:top w:val="single" w:sz="4" w:space="0" w:color="BFC7D1"/>
               <w:left w:val="single" w:sz="4" w:space="0" w:color="BFC7D1"/>
@@ -7800,7 +7954,7 @@
         </w:tc>
         <w:tc>
           <w:tcPr>
-            <w:tcW w:w="1505" w:type="dxa"/>
+            <w:tcW w:w="906" w:type="dxa"/>
             <w:tcBorders>
               <w:top w:val="single" w:sz="4" w:space="0" w:color="BFC7D1"/>
               <w:left w:val="single" w:sz="4" w:space="0" w:color="BFC7D1"/>
@@ -7837,7 +7991,7 @@
         </w:tc>
         <w:tc>
           <w:tcPr>
-            <w:tcW w:w="1504" w:type="dxa"/>
+            <w:tcW w:w="1124" w:type="dxa"/>
             <w:tcBorders>
               <w:top w:val="single" w:sz="4" w:space="0" w:color="BFC7D1"/>
               <w:left w:val="single" w:sz="4" w:space="0" w:color="BFC7D1"/>
@@ -7874,7 +8028,7 @@
         </w:tc>
         <w:tc>
           <w:tcPr>
-            <w:tcW w:w="1503" w:type="dxa"/>
+            <w:tcW w:w="906" w:type="dxa"/>
             <w:tcBorders>
               <w:top w:val="single" w:sz="4" w:space="0" w:color="BFC7D1"/>
               <w:left w:val="single" w:sz="4" w:space="0" w:color="BFC7D1"/>
@@ -7911,7 +8065,7 @@
         </w:tc>
         <w:tc>
           <w:tcPr>
-            <w:tcW w:w="1504" w:type="dxa"/>
+            <w:tcW w:w="1644" w:type="dxa"/>
             <w:tcBorders>
               <w:top w:val="single" w:sz="4" w:space="0" w:color="BFC7D1"/>
               <w:left w:val="single" w:sz="4" w:space="0" w:color="BFC7D1"/>
@@ -7951,7 +8105,7 @@
         <w:trPr/>
         <w:tc>
           <w:tcPr>
-            <w:tcW w:w="1504" w:type="dxa"/>
+            <w:tcW w:w="2057" w:type="dxa"/>
             <w:tcBorders>
               <w:top w:val="single" w:sz="4" w:space="0" w:color="BFC7D1"/>
               <w:left w:val="single" w:sz="4" w:space="0" w:color="BFC7D1"/>
@@ -7988,7 +8142,7 @@
         </w:tc>
         <w:tc>
           <w:tcPr>
-            <w:tcW w:w="1503" w:type="dxa"/>
+            <w:tcW w:w="2376" w:type="dxa"/>
             <w:tcBorders>
               <w:top w:val="single" w:sz="4" w:space="0" w:color="BFC7D1"/>
               <w:left w:val="single" w:sz="4" w:space="0" w:color="BFC7D1"/>
@@ -8025,7 +8179,7 @@
         </w:tc>
         <w:tc>
           <w:tcPr>
-            <w:tcW w:w="1505" w:type="dxa"/>
+            <w:tcW w:w="906" w:type="dxa"/>
             <w:tcBorders>
               <w:top w:val="single" w:sz="4" w:space="0" w:color="BFC7D1"/>
               <w:left w:val="single" w:sz="4" w:space="0" w:color="BFC7D1"/>
@@ -8062,7 +8216,7 @@
         </w:tc>
         <w:tc>
           <w:tcPr>
-            <w:tcW w:w="1504" w:type="dxa"/>
+            <w:tcW w:w="1124" w:type="dxa"/>
             <w:tcBorders>
               <w:top w:val="single" w:sz="4" w:space="0" w:color="BFC7D1"/>
               <w:left w:val="single" w:sz="4" w:space="0" w:color="BFC7D1"/>
@@ -8099,7 +8253,7 @@
         </w:tc>
         <w:tc>
           <w:tcPr>
-            <w:tcW w:w="1503" w:type="dxa"/>
+            <w:tcW w:w="906" w:type="dxa"/>
             <w:tcBorders>
               <w:top w:val="single" w:sz="4" w:space="0" w:color="BFC7D1"/>
               <w:left w:val="single" w:sz="4" w:space="0" w:color="BFC7D1"/>
@@ -8136,7 +8290,7 @@
         </w:tc>
         <w:tc>
           <w:tcPr>
-            <w:tcW w:w="1504" w:type="dxa"/>
+            <w:tcW w:w="1644" w:type="dxa"/>
             <w:tcBorders>
               <w:top w:val="single" w:sz="4" w:space="0" w:color="BFC7D1"/>
               <w:left w:val="single" w:sz="4" w:space="0" w:color="BFC7D1"/>
@@ -8176,7 +8330,7 @@
         <w:trPr/>
         <w:tc>
           <w:tcPr>
-            <w:tcW w:w="1504" w:type="dxa"/>
+            <w:tcW w:w="2057" w:type="dxa"/>
             <w:tcBorders>
               <w:top w:val="single" w:sz="4" w:space="0" w:color="BFC7D1"/>
               <w:left w:val="single" w:sz="4" w:space="0" w:color="BFC7D1"/>
@@ -8213,7 +8367,7 @@
         </w:tc>
         <w:tc>
           <w:tcPr>
-            <w:tcW w:w="1503" w:type="dxa"/>
+            <w:tcW w:w="2376" w:type="dxa"/>
             <w:tcBorders>
               <w:top w:val="single" w:sz="4" w:space="0" w:color="BFC7D1"/>
               <w:left w:val="single" w:sz="4" w:space="0" w:color="BFC7D1"/>
@@ -8250,7 +8404,7 @@
         </w:tc>
         <w:tc>
           <w:tcPr>
-            <w:tcW w:w="1505" w:type="dxa"/>
+            <w:tcW w:w="906" w:type="dxa"/>
             <w:tcBorders>
               <w:top w:val="single" w:sz="4" w:space="0" w:color="BFC7D1"/>
               <w:left w:val="single" w:sz="4" w:space="0" w:color="BFC7D1"/>
@@ -8287,7 +8441,7 @@
         </w:tc>
         <w:tc>
           <w:tcPr>
-            <w:tcW w:w="1504" w:type="dxa"/>
+            <w:tcW w:w="1124" w:type="dxa"/>
             <w:tcBorders>
               <w:top w:val="single" w:sz="4" w:space="0" w:color="BFC7D1"/>
               <w:left w:val="single" w:sz="4" w:space="0" w:color="BFC7D1"/>
@@ -8322,7 +8476,7 @@
         </w:tc>
         <w:tc>
           <w:tcPr>
-            <w:tcW w:w="1503" w:type="dxa"/>
+            <w:tcW w:w="906" w:type="dxa"/>
             <w:tcBorders>
               <w:top w:val="single" w:sz="4" w:space="0" w:color="BFC7D1"/>
               <w:left w:val="single" w:sz="4" w:space="0" w:color="BFC7D1"/>
@@ -8359,38 +8513,38 @@
         </w:tc>
         <w:tc>
           <w:tcPr>
-            <w:tcW w:w="1504" w:type="dxa"/>
-            <w:tcBorders>
-              <w:top w:val="single" w:sz="4" w:space="0" w:color="BFC7D1"/>
-              <w:left w:val="single" w:sz="4" w:space="0" w:color="BFC7D1"/>
-              <w:bottom w:val="single" w:sz="4" w:space="0" w:color="BFC7D1"/>
-              <w:right w:val="single" w:sz="4" w:space="0" w:color="BFC7D1"/>
-            </w:tcBorders>
-          </w:tcPr>
-          <w:p>
-            <w:pPr>
-              <w:pStyle w:val="Normal"/>
-              <w:widowControl/>
-              <w:spacing w:lineRule="auto" w:line="240" w:before="0" w:after="20"/>
-              <w:jc w:val="left"/>
-              <w:rPr>
-                <w:rFonts w:ascii="Aptos" w:hAnsi="Aptos" w:eastAsia="ＭＳ 明朝" w:cs="Arial"/>
-                <w:kern w:val="0"/>
-                <w:sz w:val="24"/>
-                <w:szCs w:val="24"/>
-                <w:lang w:val="en-US" w:eastAsia="ja-JP" w:bidi="ar-SA"/>
-              </w:rPr>
-            </w:pPr>
-            <w:r>
-              <w:rPr>
-                <w:rFonts w:eastAsia="Segoe UI" w:cs="Segoe UI" w:ascii="Segoe UI" w:hAnsi="Segoe UI"/>
-                <w:color w:val="101820"/>
-                <w:kern w:val="0"/>
-                <w:sz w:val="16"/>
-                <w:szCs w:val="24"/>
-                <w:lang w:val="en-US" w:eastAsia="ja-JP" w:bidi="ar-SA"/>
-              </w:rPr>
-              <w:t>5% a year</w:t>
+            <w:tcW w:w="1644" w:type="dxa"/>
+            <w:tcBorders>
+              <w:top w:val="single" w:sz="4" w:space="0" w:color="BFC7D1"/>
+              <w:left w:val="single" w:sz="4" w:space="0" w:color="BFC7D1"/>
+              <w:bottom w:val="single" w:sz="4" w:space="0" w:color="BFC7D1"/>
+              <w:right w:val="single" w:sz="4" w:space="0" w:color="BFC7D1"/>
+            </w:tcBorders>
+          </w:tcPr>
+          <w:p>
+            <w:pPr>
+              <w:pStyle w:val="Normal"/>
+              <w:widowControl/>
+              <w:spacing w:lineRule="auto" w:line="240" w:before="0" w:after="20"/>
+              <w:jc w:val="left"/>
+              <w:rPr>
+                <w:rFonts w:ascii="Aptos" w:hAnsi="Aptos" w:eastAsia="ＭＳ 明朝" w:cs="Arial"/>
+                <w:kern w:val="0"/>
+                <w:sz w:val="24"/>
+                <w:szCs w:val="24"/>
+                <w:lang w:val="en-US" w:eastAsia="ja-JP" w:bidi="ar-SA"/>
+              </w:rPr>
+            </w:pPr>
+            <w:r>
+              <w:rPr>
+                <w:rFonts w:eastAsia="Segoe UI" w:cs="Segoe UI" w:ascii="Segoe UI" w:hAnsi="Segoe UI"/>
+                <w:color w:val="101820"/>
+                <w:kern w:val="0"/>
+                <w:sz w:val="16"/>
+                <w:szCs w:val="24"/>
+                <w:lang w:val="en-US" w:eastAsia="ja-JP" w:bidi="ar-SA"/>
+              </w:rPr>
+              <w:t>As in the Hosting Agreement</w:t>
             </w:r>
           </w:p>
         </w:tc>
@@ -8399,7 +8553,7 @@
         <w:trPr/>
         <w:tc>
           <w:tcPr>
-            <w:tcW w:w="1504" w:type="dxa"/>
+            <w:tcW w:w="2057" w:type="dxa"/>
             <w:tcBorders>
               <w:top w:val="single" w:sz="4" w:space="0" w:color="BFC7D1"/>
               <w:left w:val="single" w:sz="4" w:space="0" w:color="BFC7D1"/>
@@ -8436,7 +8590,7 @@
         </w:tc>
         <w:tc>
           <w:tcPr>
-            <w:tcW w:w="1503" w:type="dxa"/>
+            <w:tcW w:w="2376" w:type="dxa"/>
             <w:tcBorders>
               <w:top w:val="single" w:sz="4" w:space="0" w:color="BFC7D1"/>
               <w:left w:val="single" w:sz="4" w:space="0" w:color="BFC7D1"/>
@@ -8473,7 +8627,7 @@
         </w:tc>
         <w:tc>
           <w:tcPr>
-            <w:tcW w:w="1505" w:type="dxa"/>
+            <w:tcW w:w="906" w:type="dxa"/>
             <w:tcBorders>
               <w:top w:val="single" w:sz="4" w:space="0" w:color="BFC7D1"/>
               <w:left w:val="single" w:sz="4" w:space="0" w:color="BFC7D1"/>
@@ -8510,7 +8664,7 @@
         </w:tc>
         <w:tc>
           <w:tcPr>
-            <w:tcW w:w="1504" w:type="dxa"/>
+            <w:tcW w:w="1124" w:type="dxa"/>
             <w:tcBorders>
               <w:top w:val="single" w:sz="4" w:space="0" w:color="BFC7D1"/>
               <w:left w:val="single" w:sz="4" w:space="0" w:color="BFC7D1"/>
@@ -8547,7 +8701,7 @@
         </w:tc>
         <w:tc>
           <w:tcPr>
-            <w:tcW w:w="1503" w:type="dxa"/>
+            <w:tcW w:w="906" w:type="dxa"/>
             <w:tcBorders>
               <w:top w:val="single" w:sz="4" w:space="0" w:color="BFC7D1"/>
               <w:left w:val="single" w:sz="4" w:space="0" w:color="BFC7D1"/>
@@ -8584,7 +8738,7 @@
         </w:tc>
         <w:tc>
           <w:tcPr>
-            <w:tcW w:w="1504" w:type="dxa"/>
+            <w:tcW w:w="1644" w:type="dxa"/>
             <w:tcBorders>
               <w:top w:val="single" w:sz="4" w:space="0" w:color="BFC7D1"/>
               <w:left w:val="single" w:sz="4" w:space="0" w:color="BFC7D1"/>
@@ -8636,7 +8790,7 @@
         <w:pStyle w:val="Heading2"/>
         <w:rPr/>
       </w:pPr>
-      <w:bookmarkStart w:id="14" w:name="__RefHeading___Toc15408_1603226370"/>
+      <w:bookmarkStart w:id="14" w:name="__RefHeading___Toc34553_2679730275"/>
       <w:bookmarkEnd w:id="14"/>
       <w:r>
         <w:rPr>
@@ -8651,7 +8805,7 @@
     <w:tbl>
       <w:tblPr>
         <w:tblStyle w:val="TableGrid"/>
-        <w:tblW w:w="9026" w:type="dxa"/>
+        <w:tblW w:w="9014" w:type="dxa"/>
         <w:jc w:val="left"/>
         <w:tblInd w:w="0" w:type="dxa"/>
         <w:tblLayout w:type="fixed"/>
@@ -8664,8 +8818,8 @@
         <w:tblLook w:val="04a0" w:noHBand="0" w:noVBand="1" w:firstColumn="1" w:lastRow="0" w:lastColumn="0" w:firstRow="1"/>
       </w:tblPr>
       <w:tblGrid>
-        <w:gridCol w:w="4513"/>
-        <w:gridCol w:w="4512"/>
+        <w:gridCol w:w="7047"/>
+        <w:gridCol w:w="1966"/>
       </w:tblGrid>
       <w:tr>
         <w:trPr>
@@ -8673,7 +8827,7 @@
         </w:trPr>
         <w:tc>
           <w:tcPr>
-            <w:tcW w:w="4513" w:type="dxa"/>
+            <w:tcW w:w="7047" w:type="dxa"/>
             <w:tcBorders>
               <w:top w:val="single" w:sz="4" w:space="0" w:color="BFC7D1"/>
               <w:left w:val="single" w:sz="4" w:space="0" w:color="BFC7D1"/>
@@ -8712,7 +8866,7 @@
         </w:tc>
         <w:tc>
           <w:tcPr>
-            <w:tcW w:w="4512" w:type="dxa"/>
+            <w:tcW w:w="1966" w:type="dxa"/>
             <w:tcBorders>
               <w:top w:val="single" w:sz="4" w:space="0" w:color="BFC7D1"/>
               <w:left w:val="single" w:sz="4" w:space="0" w:color="BFC7D1"/>
@@ -8754,7 +8908,7 @@
         <w:trPr/>
         <w:tc>
           <w:tcPr>
-            <w:tcW w:w="4513" w:type="dxa"/>
+            <w:tcW w:w="7047" w:type="dxa"/>
             <w:tcBorders>
               <w:top w:val="single" w:sz="4" w:space="0" w:color="BFC7D1"/>
               <w:left w:val="single" w:sz="4" w:space="0" w:color="BFC7D1"/>
@@ -8791,7 +8945,7 @@
         </w:tc>
         <w:tc>
           <w:tcPr>
-            <w:tcW w:w="4512" w:type="dxa"/>
+            <w:tcW w:w="1966" w:type="dxa"/>
             <w:tcBorders>
               <w:top w:val="single" w:sz="4" w:space="0" w:color="BFC7D1"/>
               <w:left w:val="single" w:sz="4" w:space="0" w:color="BFC7D1"/>
@@ -8831,7 +8985,7 @@
         <w:trPr/>
         <w:tc>
           <w:tcPr>
-            <w:tcW w:w="4513" w:type="dxa"/>
+            <w:tcW w:w="7047" w:type="dxa"/>
             <w:tcBorders>
               <w:top w:val="single" w:sz="4" w:space="0" w:color="BFC7D1"/>
               <w:left w:val="single" w:sz="4" w:space="0" w:color="BFC7D1"/>
@@ -8868,7 +9022,7 @@
         </w:tc>
         <w:tc>
           <w:tcPr>
-            <w:tcW w:w="4512" w:type="dxa"/>
+            <w:tcW w:w="1966" w:type="dxa"/>
             <w:tcBorders>
               <w:top w:val="single" w:sz="4" w:space="0" w:color="BFC7D1"/>
               <w:left w:val="single" w:sz="4" w:space="0" w:color="BFC7D1"/>
@@ -8908,7 +9062,7 @@
         <w:trPr/>
         <w:tc>
           <w:tcPr>
-            <w:tcW w:w="4513" w:type="dxa"/>
+            <w:tcW w:w="7047" w:type="dxa"/>
             <w:tcBorders>
               <w:top w:val="single" w:sz="4" w:space="0" w:color="BFC7D1"/>
               <w:left w:val="single" w:sz="4" w:space="0" w:color="BFC7D1"/>
@@ -8945,7 +9099,7 @@
         </w:tc>
         <w:tc>
           <w:tcPr>
-            <w:tcW w:w="4512" w:type="dxa"/>
+            <w:tcW w:w="1966" w:type="dxa"/>
             <w:tcBorders>
               <w:top w:val="single" w:sz="4" w:space="0" w:color="BFC7D1"/>
               <w:left w:val="single" w:sz="4" w:space="0" w:color="BFC7D1"/>
@@ -8997,7 +9151,7 @@
         <w:pStyle w:val="Heading2"/>
         <w:rPr/>
       </w:pPr>
-      <w:bookmarkStart w:id="15" w:name="__RefHeading___Toc15410_1603226370"/>
+      <w:bookmarkStart w:id="15" w:name="__RefHeading___Toc34555_2679730275"/>
       <w:bookmarkEnd w:id="15"/>
       <w:r>
         <w:rPr>
@@ -9012,7 +9166,7 @@
     <w:tbl>
       <w:tblPr>
         <w:tblStyle w:val="TableGrid"/>
-        <w:tblW w:w="9027" w:type="dxa"/>
+        <w:tblW w:w="9014" w:type="dxa"/>
         <w:jc w:val="left"/>
         <w:tblInd w:w="0" w:type="dxa"/>
         <w:tblLayout w:type="fixed"/>
@@ -9025,9 +9179,9 @@
         <w:tblLook w:val="04a0" w:noHBand="0" w:noVBand="1" w:firstColumn="1" w:lastRow="0" w:lastColumn="0" w:firstRow="1"/>
       </w:tblPr>
       <w:tblGrid>
-        <w:gridCol w:w="3009"/>
-        <w:gridCol w:w="3009"/>
-        <w:gridCol w:w="3009"/>
+        <w:gridCol w:w="2860"/>
+        <w:gridCol w:w="2340"/>
+        <w:gridCol w:w="3814"/>
       </w:tblGrid>
       <w:tr>
         <w:trPr>
@@ -9035,7 +9189,7 @@
         </w:trPr>
         <w:tc>
           <w:tcPr>
-            <w:tcW w:w="3009" w:type="dxa"/>
+            <w:tcW w:w="2860" w:type="dxa"/>
             <w:tcBorders>
               <w:top w:val="single" w:sz="4" w:space="0" w:color="BFC7D1"/>
               <w:left w:val="single" w:sz="4" w:space="0" w:color="BFC7D1"/>
@@ -9074,7 +9228,7 @@
         </w:tc>
         <w:tc>
           <w:tcPr>
-            <w:tcW w:w="3009" w:type="dxa"/>
+            <w:tcW w:w="2340" w:type="dxa"/>
             <w:tcBorders>
               <w:top w:val="single" w:sz="4" w:space="0" w:color="BFC7D1"/>
               <w:left w:val="single" w:sz="4" w:space="0" w:color="BFC7D1"/>
@@ -9113,7 +9267,7 @@
         </w:tc>
         <w:tc>
           <w:tcPr>
-            <w:tcW w:w="3009" w:type="dxa"/>
+            <w:tcW w:w="3814" w:type="dxa"/>
             <w:tcBorders>
               <w:top w:val="single" w:sz="4" w:space="0" w:color="BFC7D1"/>
               <w:left w:val="single" w:sz="4" w:space="0" w:color="BFC7D1"/>
@@ -9155,7 +9309,7 @@
         <w:trPr/>
         <w:tc>
           <w:tcPr>
-            <w:tcW w:w="3009" w:type="dxa"/>
+            <w:tcW w:w="2860" w:type="dxa"/>
             <w:tcBorders>
               <w:top w:val="single" w:sz="4" w:space="0" w:color="BFC7D1"/>
               <w:left w:val="single" w:sz="4" w:space="0" w:color="BFC7D1"/>
@@ -9192,7 +9346,7 @@
         </w:tc>
         <w:tc>
           <w:tcPr>
-            <w:tcW w:w="3009" w:type="dxa"/>
+            <w:tcW w:w="2340" w:type="dxa"/>
             <w:tcBorders>
               <w:top w:val="single" w:sz="4" w:space="0" w:color="BFC7D1"/>
               <w:left w:val="single" w:sz="4" w:space="0" w:color="BFC7D1"/>
@@ -9229,7 +9383,7 @@
         </w:tc>
         <w:tc>
           <w:tcPr>
-            <w:tcW w:w="3009" w:type="dxa"/>
+            <w:tcW w:w="3814" w:type="dxa"/>
             <w:tcBorders>
               <w:top w:val="single" w:sz="4" w:space="0" w:color="BFC7D1"/>
               <w:left w:val="single" w:sz="4" w:space="0" w:color="BFC7D1"/>
@@ -9269,7 +9423,7 @@
         <w:trPr/>
         <w:tc>
           <w:tcPr>
-            <w:tcW w:w="3009" w:type="dxa"/>
+            <w:tcW w:w="2860" w:type="dxa"/>
             <w:tcBorders>
               <w:top w:val="single" w:sz="4" w:space="0" w:color="BFC7D1"/>
               <w:left w:val="single" w:sz="4" w:space="0" w:color="BFC7D1"/>
@@ -9306,7 +9460,7 @@
         </w:tc>
         <w:tc>
           <w:tcPr>
-            <w:tcW w:w="3009" w:type="dxa"/>
+            <w:tcW w:w="2340" w:type="dxa"/>
             <w:tcBorders>
               <w:top w:val="single" w:sz="4" w:space="0" w:color="BFC7D1"/>
               <w:left w:val="single" w:sz="4" w:space="0" w:color="BFC7D1"/>
@@ -9343,7 +9497,7 @@
         </w:tc>
         <w:tc>
           <w:tcPr>
-            <w:tcW w:w="3009" w:type="dxa"/>
+            <w:tcW w:w="3814" w:type="dxa"/>
             <w:tcBorders>
               <w:top w:val="single" w:sz="4" w:space="0" w:color="BFC7D1"/>
               <w:left w:val="single" w:sz="4" w:space="0" w:color="BFC7D1"/>
@@ -9383,7 +9537,7 @@
         <w:trPr/>
         <w:tc>
           <w:tcPr>
-            <w:tcW w:w="3009" w:type="dxa"/>
+            <w:tcW w:w="2860" w:type="dxa"/>
             <w:tcBorders>
               <w:top w:val="single" w:sz="4" w:space="0" w:color="BFC7D1"/>
               <w:left w:val="single" w:sz="4" w:space="0" w:color="BFC7D1"/>
@@ -9420,7 +9574,7 @@
         </w:tc>
         <w:tc>
           <w:tcPr>
-            <w:tcW w:w="3009" w:type="dxa"/>
+            <w:tcW w:w="2340" w:type="dxa"/>
             <w:tcBorders>
               <w:top w:val="single" w:sz="4" w:space="0" w:color="BFC7D1"/>
               <w:left w:val="single" w:sz="4" w:space="0" w:color="BFC7D1"/>
@@ -9457,7 +9611,7 @@
         </w:tc>
         <w:tc>
           <w:tcPr>
-            <w:tcW w:w="3009" w:type="dxa"/>
+            <w:tcW w:w="3814" w:type="dxa"/>
             <w:tcBorders>
               <w:top w:val="single" w:sz="4" w:space="0" w:color="BFC7D1"/>
               <w:left w:val="single" w:sz="4" w:space="0" w:color="BFC7D1"/>
@@ -9497,7 +9651,7 @@
         <w:trPr/>
         <w:tc>
           <w:tcPr>
-            <w:tcW w:w="3009" w:type="dxa"/>
+            <w:tcW w:w="2860" w:type="dxa"/>
             <w:tcBorders>
               <w:top w:val="single" w:sz="4" w:space="0" w:color="BFC7D1"/>
               <w:left w:val="single" w:sz="4" w:space="0" w:color="BFC7D1"/>
@@ -9534,7 +9688,7 @@
         </w:tc>
         <w:tc>
           <w:tcPr>
-            <w:tcW w:w="3009" w:type="dxa"/>
+            <w:tcW w:w="2340" w:type="dxa"/>
             <w:tcBorders>
               <w:top w:val="single" w:sz="4" w:space="0" w:color="BFC7D1"/>
               <w:left w:val="single" w:sz="4" w:space="0" w:color="BFC7D1"/>
@@ -9571,7 +9725,7 @@
         </w:tc>
         <w:tc>
           <w:tcPr>
-            <w:tcW w:w="3009" w:type="dxa"/>
+            <w:tcW w:w="3814" w:type="dxa"/>
             <w:tcBorders>
               <w:top w:val="single" w:sz="4" w:space="0" w:color="BFC7D1"/>
               <w:left w:val="single" w:sz="4" w:space="0" w:color="BFC7D1"/>
@@ -9611,7 +9765,7 @@
         <w:trPr/>
         <w:tc>
           <w:tcPr>
-            <w:tcW w:w="3009" w:type="dxa"/>
+            <w:tcW w:w="2860" w:type="dxa"/>
             <w:tcBorders>
               <w:top w:val="single" w:sz="4" w:space="0" w:color="BFC7D1"/>
               <w:left w:val="single" w:sz="4" w:space="0" w:color="BFC7D1"/>
@@ -9648,7 +9802,7 @@
         </w:tc>
         <w:tc>
           <w:tcPr>
-            <w:tcW w:w="3009" w:type="dxa"/>
+            <w:tcW w:w="2340" w:type="dxa"/>
             <w:tcBorders>
               <w:top w:val="single" w:sz="4" w:space="0" w:color="BFC7D1"/>
               <w:left w:val="single" w:sz="4" w:space="0" w:color="BFC7D1"/>
@@ -9685,7 +9839,7 @@
         </w:tc>
         <w:tc>
           <w:tcPr>
-            <w:tcW w:w="3009" w:type="dxa"/>
+            <w:tcW w:w="3814" w:type="dxa"/>
             <w:tcBorders>
               <w:top w:val="single" w:sz="4" w:space="0" w:color="BFC7D1"/>
               <w:left w:val="single" w:sz="4" w:space="0" w:color="BFC7D1"/>
@@ -9725,7 +9879,7 @@
         <w:trPr/>
         <w:tc>
           <w:tcPr>
-            <w:tcW w:w="3009" w:type="dxa"/>
+            <w:tcW w:w="2860" w:type="dxa"/>
             <w:tcBorders>
               <w:top w:val="single" w:sz="4" w:space="0" w:color="BFC7D1"/>
               <w:left w:val="single" w:sz="4" w:space="0" w:color="BFC7D1"/>
@@ -9762,7 +9916,7 @@
         </w:tc>
         <w:tc>
           <w:tcPr>
-            <w:tcW w:w="3009" w:type="dxa"/>
+            <w:tcW w:w="2340" w:type="dxa"/>
             <w:tcBorders>
               <w:top w:val="single" w:sz="4" w:space="0" w:color="BFC7D1"/>
               <w:left w:val="single" w:sz="4" w:space="0" w:color="BFC7D1"/>
@@ -9799,7 +9953,7 @@
         </w:tc>
         <w:tc>
           <w:tcPr>
-            <w:tcW w:w="3009" w:type="dxa"/>
+            <w:tcW w:w="3814" w:type="dxa"/>
             <w:tcBorders>
               <w:top w:val="single" w:sz="4" w:space="0" w:color="BFC7D1"/>
               <w:left w:val="single" w:sz="4" w:space="0" w:color="BFC7D1"/>
@@ -9839,7 +9993,7 @@
         <w:trPr/>
         <w:tc>
           <w:tcPr>
-            <w:tcW w:w="3009" w:type="dxa"/>
+            <w:tcW w:w="2860" w:type="dxa"/>
             <w:tcBorders>
               <w:top w:val="single" w:sz="4" w:space="0" w:color="BFC7D1"/>
               <w:left w:val="single" w:sz="4" w:space="0" w:color="BFC7D1"/>
@@ -9876,7 +10030,7 @@
         </w:tc>
         <w:tc>
           <w:tcPr>
-            <w:tcW w:w="3009" w:type="dxa"/>
+            <w:tcW w:w="2340" w:type="dxa"/>
             <w:tcBorders>
               <w:top w:val="single" w:sz="4" w:space="0" w:color="BFC7D1"/>
               <w:left w:val="single" w:sz="4" w:space="0" w:color="BFC7D1"/>
@@ -9913,7 +10067,7 @@
         </w:tc>
         <w:tc>
           <w:tcPr>
-            <w:tcW w:w="3009" w:type="dxa"/>
+            <w:tcW w:w="3814" w:type="dxa"/>
             <w:tcBorders>
               <w:top w:val="single" w:sz="4" w:space="0" w:color="BFC7D1"/>
               <w:left w:val="single" w:sz="4" w:space="0" w:color="BFC7D1"/>
@@ -9953,7 +10107,7 @@
         <w:trPr/>
         <w:tc>
           <w:tcPr>
-            <w:tcW w:w="3009" w:type="dxa"/>
+            <w:tcW w:w="2860" w:type="dxa"/>
             <w:tcBorders>
               <w:top w:val="single" w:sz="4" w:space="0" w:color="BFC7D1"/>
               <w:left w:val="single" w:sz="4" w:space="0" w:color="BFC7D1"/>
@@ -9990,7 +10144,7 @@
         </w:tc>
         <w:tc>
           <w:tcPr>
-            <w:tcW w:w="3009" w:type="dxa"/>
+            <w:tcW w:w="2340" w:type="dxa"/>
             <w:tcBorders>
               <w:top w:val="single" w:sz="4" w:space="0" w:color="BFC7D1"/>
               <w:left w:val="single" w:sz="4" w:space="0" w:color="BFC7D1"/>
@@ -10027,7 +10181,7 @@
         </w:tc>
         <w:tc>
           <w:tcPr>
-            <w:tcW w:w="3009" w:type="dxa"/>
+            <w:tcW w:w="3814" w:type="dxa"/>
             <w:tcBorders>
               <w:top w:val="single" w:sz="4" w:space="0" w:color="BFC7D1"/>
               <w:left w:val="single" w:sz="4" w:space="0" w:color="BFC7D1"/>
@@ -10067,7 +10221,7 @@
         <w:trPr/>
         <w:tc>
           <w:tcPr>
-            <w:tcW w:w="3009" w:type="dxa"/>
+            <w:tcW w:w="2860" w:type="dxa"/>
             <w:tcBorders>
               <w:top w:val="single" w:sz="4" w:space="0" w:color="BFC7D1"/>
               <w:left w:val="single" w:sz="4" w:space="0" w:color="BFC7D1"/>
@@ -10104,7 +10258,7 @@
         </w:tc>
         <w:tc>
           <w:tcPr>
-            <w:tcW w:w="3009" w:type="dxa"/>
+            <w:tcW w:w="2340" w:type="dxa"/>
             <w:tcBorders>
               <w:top w:val="single" w:sz="4" w:space="0" w:color="BFC7D1"/>
               <w:left w:val="single" w:sz="4" w:space="0" w:color="BFC7D1"/>
@@ -10141,7 +10295,7 @@
         </w:tc>
         <w:tc>
           <w:tcPr>
-            <w:tcW w:w="3009" w:type="dxa"/>
+            <w:tcW w:w="3814" w:type="dxa"/>
             <w:tcBorders>
               <w:top w:val="single" w:sz="4" w:space="0" w:color="BFC7D1"/>
               <w:left w:val="single" w:sz="4" w:space="0" w:color="BFC7D1"/>
@@ -10208,7 +10362,7 @@
         <w:pStyle w:val="Heading2"/>
         <w:rPr/>
       </w:pPr>
-      <w:bookmarkStart w:id="16" w:name="__RefHeading___Toc15412_1603226370"/>
+      <w:bookmarkStart w:id="16" w:name="__RefHeading___Toc34557_2679730275"/>
       <w:bookmarkEnd w:id="16"/>
       <w:r>
         <w:rPr>
@@ -10223,7 +10377,7 @@
     <w:tbl>
       <w:tblPr>
         <w:tblStyle w:val="TableGrid"/>
-        <w:tblW w:w="9027" w:type="dxa"/>
+        <w:tblW w:w="9014" w:type="dxa"/>
         <w:jc w:val="left"/>
         <w:tblInd w:w="0" w:type="dxa"/>
         <w:tblLayout w:type="fixed"/>
@@ -10236,9 +10390,9 @@
         <w:tblLook w:val="04a0" w:noHBand="0" w:noVBand="1" w:firstColumn="1" w:lastRow="0" w:lastColumn="0" w:firstRow="1"/>
       </w:tblPr>
       <w:tblGrid>
-        <w:gridCol w:w="3009"/>
-        <w:gridCol w:w="3009"/>
-        <w:gridCol w:w="3009"/>
+        <w:gridCol w:w="1717"/>
+        <w:gridCol w:w="4121"/>
+        <w:gridCol w:w="3176"/>
       </w:tblGrid>
       <w:tr>
         <w:trPr>
@@ -10246,7 +10400,7 @@
         </w:trPr>
         <w:tc>
           <w:tcPr>
-            <w:tcW w:w="3009" w:type="dxa"/>
+            <w:tcW w:w="1717" w:type="dxa"/>
             <w:tcBorders>
               <w:top w:val="single" w:sz="4" w:space="0" w:color="BFC7D1"/>
               <w:left w:val="single" w:sz="4" w:space="0" w:color="BFC7D1"/>
@@ -10285,7 +10439,7 @@
         </w:tc>
         <w:tc>
           <w:tcPr>
-            <w:tcW w:w="3009" w:type="dxa"/>
+            <w:tcW w:w="4121" w:type="dxa"/>
             <w:tcBorders>
               <w:top w:val="single" w:sz="4" w:space="0" w:color="BFC7D1"/>
               <w:left w:val="single" w:sz="4" w:space="0" w:color="BFC7D1"/>
@@ -10324,7 +10478,7 @@
         </w:tc>
         <w:tc>
           <w:tcPr>
-            <w:tcW w:w="3009" w:type="dxa"/>
+            <w:tcW w:w="3176" w:type="dxa"/>
             <w:tcBorders>
               <w:top w:val="single" w:sz="4" w:space="0" w:color="BFC7D1"/>
               <w:left w:val="single" w:sz="4" w:space="0" w:color="BFC7D1"/>
@@ -10366,7 +10520,7 @@
         <w:trPr/>
         <w:tc>
           <w:tcPr>
-            <w:tcW w:w="3009" w:type="dxa"/>
+            <w:tcW w:w="1717" w:type="dxa"/>
             <w:tcBorders>
               <w:top w:val="single" w:sz="4" w:space="0" w:color="BFC7D1"/>
               <w:left w:val="single" w:sz="4" w:space="0" w:color="BFC7D1"/>
@@ -10403,7 +10557,7 @@
         </w:tc>
         <w:tc>
           <w:tcPr>
-            <w:tcW w:w="3009" w:type="dxa"/>
+            <w:tcW w:w="4121" w:type="dxa"/>
             <w:tcBorders>
               <w:top w:val="single" w:sz="4" w:space="0" w:color="BFC7D1"/>
               <w:left w:val="single" w:sz="4" w:space="0" w:color="BFC7D1"/>
@@ -10440,7 +10594,7 @@
         </w:tc>
         <w:tc>
           <w:tcPr>
-            <w:tcW w:w="3009" w:type="dxa"/>
+            <w:tcW w:w="3176" w:type="dxa"/>
             <w:tcBorders>
               <w:top w:val="single" w:sz="4" w:space="0" w:color="BFC7D1"/>
               <w:left w:val="single" w:sz="4" w:space="0" w:color="BFC7D1"/>
@@ -10480,7 +10634,7 @@
         <w:trPr/>
         <w:tc>
           <w:tcPr>
-            <w:tcW w:w="3009" w:type="dxa"/>
+            <w:tcW w:w="1717" w:type="dxa"/>
             <w:tcBorders>
               <w:top w:val="single" w:sz="4" w:space="0" w:color="BFC7D1"/>
               <w:left w:val="single" w:sz="4" w:space="0" w:color="BFC7D1"/>
@@ -10517,7 +10671,7 @@
         </w:tc>
         <w:tc>
           <w:tcPr>
-            <w:tcW w:w="3009" w:type="dxa"/>
+            <w:tcW w:w="4121" w:type="dxa"/>
             <w:tcBorders>
               <w:top w:val="single" w:sz="4" w:space="0" w:color="BFC7D1"/>
               <w:left w:val="single" w:sz="4" w:space="0" w:color="BFC7D1"/>
@@ -10554,7 +10708,7 @@
         </w:tc>
         <w:tc>
           <w:tcPr>
-            <w:tcW w:w="3009" w:type="dxa"/>
+            <w:tcW w:w="3176" w:type="dxa"/>
             <w:tcBorders>
               <w:top w:val="single" w:sz="4" w:space="0" w:color="BFC7D1"/>
               <w:left w:val="single" w:sz="4" w:space="0" w:color="BFC7D1"/>
@@ -10594,7 +10748,7 @@
         <w:trPr/>
         <w:tc>
           <w:tcPr>
-            <w:tcW w:w="3009" w:type="dxa"/>
+            <w:tcW w:w="1717" w:type="dxa"/>
             <w:tcBorders>
               <w:top w:val="single" w:sz="4" w:space="0" w:color="BFC7D1"/>
               <w:left w:val="single" w:sz="4" w:space="0" w:color="BFC7D1"/>
@@ -10631,7 +10785,7 @@
         </w:tc>
         <w:tc>
           <w:tcPr>
-            <w:tcW w:w="3009" w:type="dxa"/>
+            <w:tcW w:w="4121" w:type="dxa"/>
             <w:tcBorders>
               <w:top w:val="single" w:sz="4" w:space="0" w:color="BFC7D1"/>
               <w:left w:val="single" w:sz="4" w:space="0" w:color="BFC7D1"/>
@@ -10668,7 +10822,7 @@
         </w:tc>
         <w:tc>
           <w:tcPr>
-            <w:tcW w:w="3009" w:type="dxa"/>
+            <w:tcW w:w="3176" w:type="dxa"/>
             <w:tcBorders>
               <w:top w:val="single" w:sz="4" w:space="0" w:color="BFC7D1"/>
               <w:left w:val="single" w:sz="4" w:space="0" w:color="BFC7D1"/>
@@ -10708,7 +10862,7 @@
         <w:trPr/>
         <w:tc>
           <w:tcPr>
-            <w:tcW w:w="3009" w:type="dxa"/>
+            <w:tcW w:w="1717" w:type="dxa"/>
             <w:tcBorders>
               <w:top w:val="single" w:sz="4" w:space="0" w:color="BFC7D1"/>
               <w:left w:val="single" w:sz="4" w:space="0" w:color="BFC7D1"/>
@@ -10745,7 +10899,7 @@
         </w:tc>
         <w:tc>
           <w:tcPr>
-            <w:tcW w:w="3009" w:type="dxa"/>
+            <w:tcW w:w="4121" w:type="dxa"/>
             <w:tcBorders>
               <w:top w:val="single" w:sz="4" w:space="0" w:color="BFC7D1"/>
               <w:left w:val="single" w:sz="4" w:space="0" w:color="BFC7D1"/>
@@ -10782,7 +10936,7 @@
         </w:tc>
         <w:tc>
           <w:tcPr>
-            <w:tcW w:w="3009" w:type="dxa"/>
+            <w:tcW w:w="3176" w:type="dxa"/>
             <w:tcBorders>
               <w:top w:val="single" w:sz="4" w:space="0" w:color="BFC7D1"/>
               <w:left w:val="single" w:sz="4" w:space="0" w:color="BFC7D1"/>
@@ -10837,7 +10991,7 @@
         <w:pStyle w:val="Heading1"/>
         <w:rPr/>
       </w:pPr>
-      <w:bookmarkStart w:id="17" w:name="__RefHeading___Toc15414_1603226370"/>
+      <w:bookmarkStart w:id="17" w:name="__RefHeading___Toc34559_2679730275"/>
       <w:bookmarkEnd w:id="17"/>
       <w:r>
         <w:rPr>
@@ -10854,7 +11008,7 @@
         <w:pStyle w:val="Heading2"/>
         <w:rPr/>
       </w:pPr>
-      <w:bookmarkStart w:id="18" w:name="__RefHeading___Toc15416_1603226370"/>
+      <w:bookmarkStart w:id="18" w:name="__RefHeading___Toc34561_2679730275"/>
       <w:bookmarkEnd w:id="18"/>
       <w:r>
         <w:rPr>
@@ -10869,7 +11023,7 @@
     <w:tbl>
       <w:tblPr>
         <w:tblStyle w:val="TableGrid"/>
-        <w:tblW w:w="9026" w:type="dxa"/>
+        <w:tblW w:w="9014" w:type="dxa"/>
         <w:jc w:val="left"/>
         <w:tblInd w:w="0" w:type="dxa"/>
         <w:tblLayout w:type="fixed"/>
@@ -10882,8 +11036,8 @@
         <w:tblLook w:val="04a0" w:noHBand="0" w:noVBand="1" w:firstColumn="1" w:lastRow="0" w:lastColumn="0" w:firstRow="1"/>
       </w:tblPr>
       <w:tblGrid>
-        <w:gridCol w:w="4513"/>
-        <w:gridCol w:w="4512"/>
+        <w:gridCol w:w="5030"/>
+        <w:gridCol w:w="3983"/>
       </w:tblGrid>
       <w:tr>
         <w:trPr>
@@ -10891,7 +11045,7 @@
         </w:trPr>
         <w:tc>
           <w:tcPr>
-            <w:tcW w:w="4513" w:type="dxa"/>
+            <w:tcW w:w="5030" w:type="dxa"/>
             <w:tcBorders>
               <w:top w:val="single" w:sz="4" w:space="0" w:color="BFC7D1"/>
               <w:left w:val="single" w:sz="4" w:space="0" w:color="BFC7D1"/>
@@ -10930,7 +11084,7 @@
         </w:tc>
         <w:tc>
           <w:tcPr>
-            <w:tcW w:w="4512" w:type="dxa"/>
+            <w:tcW w:w="3983" w:type="dxa"/>
             <w:tcBorders>
               <w:top w:val="single" w:sz="4" w:space="0" w:color="BFC7D1"/>
               <w:left w:val="single" w:sz="4" w:space="0" w:color="BFC7D1"/>
@@ -10972,7 +11126,7 @@
         <w:trPr/>
         <w:tc>
           <w:tcPr>
-            <w:tcW w:w="4513" w:type="dxa"/>
+            <w:tcW w:w="5030" w:type="dxa"/>
             <w:tcBorders>
               <w:top w:val="single" w:sz="4" w:space="0" w:color="BFC7D1"/>
               <w:left w:val="single" w:sz="4" w:space="0" w:color="BFC7D1"/>
@@ -11009,7 +11163,7 @@
         </w:tc>
         <w:tc>
           <w:tcPr>
-            <w:tcW w:w="4512" w:type="dxa"/>
+            <w:tcW w:w="3983" w:type="dxa"/>
             <w:tcBorders>
               <w:top w:val="single" w:sz="4" w:space="0" w:color="BFC7D1"/>
               <w:left w:val="single" w:sz="4" w:space="0" w:color="BFC7D1"/>
@@ -11049,7 +11203,7 @@
         <w:trPr/>
         <w:tc>
           <w:tcPr>
-            <w:tcW w:w="4513" w:type="dxa"/>
+            <w:tcW w:w="5030" w:type="dxa"/>
             <w:tcBorders>
               <w:top w:val="single" w:sz="4" w:space="0" w:color="BFC7D1"/>
               <w:left w:val="single" w:sz="4" w:space="0" w:color="BFC7D1"/>
@@ -11086,7 +11240,7 @@
         </w:tc>
         <w:tc>
           <w:tcPr>
-            <w:tcW w:w="4512" w:type="dxa"/>
+            <w:tcW w:w="3983" w:type="dxa"/>
             <w:tcBorders>
               <w:top w:val="single" w:sz="4" w:space="0" w:color="BFC7D1"/>
               <w:left w:val="single" w:sz="4" w:space="0" w:color="BFC7D1"/>
@@ -11126,7 +11280,7 @@
         <w:trPr/>
         <w:tc>
           <w:tcPr>
-            <w:tcW w:w="4513" w:type="dxa"/>
+            <w:tcW w:w="5030" w:type="dxa"/>
             <w:tcBorders>
               <w:top w:val="single" w:sz="4" w:space="0" w:color="BFC7D1"/>
               <w:left w:val="single" w:sz="4" w:space="0" w:color="BFC7D1"/>
@@ -11163,7 +11317,7 @@
         </w:tc>
         <w:tc>
           <w:tcPr>
-            <w:tcW w:w="4512" w:type="dxa"/>
+            <w:tcW w:w="3983" w:type="dxa"/>
             <w:tcBorders>
               <w:top w:val="single" w:sz="4" w:space="0" w:color="BFC7D1"/>
               <w:left w:val="single" w:sz="4" w:space="0" w:color="BFC7D1"/>
@@ -11203,7 +11357,7 @@
         <w:trPr/>
         <w:tc>
           <w:tcPr>
-            <w:tcW w:w="4513" w:type="dxa"/>
+            <w:tcW w:w="5030" w:type="dxa"/>
             <w:tcBorders>
               <w:top w:val="single" w:sz="4" w:space="0" w:color="BFC7D1"/>
               <w:left w:val="single" w:sz="4" w:space="0" w:color="BFC7D1"/>
@@ -11240,7 +11394,7 @@
         </w:tc>
         <w:tc>
           <w:tcPr>
-            <w:tcW w:w="4512" w:type="dxa"/>
+            <w:tcW w:w="3983" w:type="dxa"/>
             <w:tcBorders>
               <w:top w:val="single" w:sz="4" w:space="0" w:color="BFC7D1"/>
               <w:left w:val="single" w:sz="4" w:space="0" w:color="BFC7D1"/>
@@ -11280,7 +11434,7 @@
         <w:trPr/>
         <w:tc>
           <w:tcPr>
-            <w:tcW w:w="4513" w:type="dxa"/>
+            <w:tcW w:w="5030" w:type="dxa"/>
             <w:tcBorders>
               <w:top w:val="single" w:sz="4" w:space="0" w:color="BFC7D1"/>
               <w:left w:val="single" w:sz="4" w:space="0" w:color="BFC7D1"/>
@@ -11317,7 +11471,7 @@
         </w:tc>
         <w:tc>
           <w:tcPr>
-            <w:tcW w:w="4512" w:type="dxa"/>
+            <w:tcW w:w="3983" w:type="dxa"/>
             <w:tcBorders>
               <w:top w:val="single" w:sz="4" w:space="0" w:color="BFC7D1"/>
               <w:left w:val="single" w:sz="4" w:space="0" w:color="BFC7D1"/>
@@ -11357,7 +11511,7 @@
         <w:trPr/>
         <w:tc>
           <w:tcPr>
-            <w:tcW w:w="4513" w:type="dxa"/>
+            <w:tcW w:w="5030" w:type="dxa"/>
             <w:tcBorders>
               <w:top w:val="single" w:sz="4" w:space="0" w:color="BFC7D1"/>
               <w:left w:val="single" w:sz="4" w:space="0" w:color="BFC7D1"/>
@@ -11394,7 +11548,7 @@
         </w:tc>
         <w:tc>
           <w:tcPr>
-            <w:tcW w:w="4512" w:type="dxa"/>
+            <w:tcW w:w="3983" w:type="dxa"/>
             <w:tcBorders>
               <w:top w:val="single" w:sz="4" w:space="0" w:color="BFC7D1"/>
               <w:left w:val="single" w:sz="4" w:space="0" w:color="BFC7D1"/>
@@ -11434,7 +11588,7 @@
         <w:trPr/>
         <w:tc>
           <w:tcPr>
-            <w:tcW w:w="4513" w:type="dxa"/>
+            <w:tcW w:w="5030" w:type="dxa"/>
             <w:tcBorders>
               <w:top w:val="single" w:sz="4" w:space="0" w:color="BFC7D1"/>
               <w:left w:val="single" w:sz="4" w:space="0" w:color="BFC7D1"/>
@@ -11471,7 +11625,7 @@
         </w:tc>
         <w:tc>
           <w:tcPr>
-            <w:tcW w:w="4512" w:type="dxa"/>
+            <w:tcW w:w="3983" w:type="dxa"/>
             <w:tcBorders>
               <w:top w:val="single" w:sz="4" w:space="0" w:color="BFC7D1"/>
               <w:left w:val="single" w:sz="4" w:space="0" w:color="BFC7D1"/>
@@ -11503,6 +11657,314 @@
                 <w:lang w:val="en-US" w:eastAsia="ja-JP" w:bidi="ar-SA"/>
               </w:rPr>
               <w:t>Yes</w:t>
+            </w:r>
+          </w:p>
+        </w:tc>
+      </w:tr>
+      <w:tr>
+        <w:trPr/>
+        <w:tc>
+          <w:tcPr>
+            <w:tcW w:w="5030" w:type="dxa"/>
+            <w:tcBorders>
+              <w:top w:val="single" w:sz="4" w:space="0" w:color="BFC7D1"/>
+              <w:left w:val="single" w:sz="4" w:space="0" w:color="BFC7D1"/>
+              <w:bottom w:val="single" w:sz="4" w:space="0" w:color="BFC7D1"/>
+              <w:right w:val="single" w:sz="4" w:space="0" w:color="BFC7D1"/>
+            </w:tcBorders>
+          </w:tcPr>
+          <w:p>
+            <w:pPr>
+              <w:pStyle w:val="Normal"/>
+              <w:widowControl/>
+              <w:spacing w:lineRule="auto" w:line="240" w:before="0" w:after="20"/>
+              <w:jc w:val="left"/>
+              <w:rPr>
+                <w:rFonts w:ascii="Aptos" w:hAnsi="Aptos" w:eastAsia="ＭＳ 明朝" w:cs="Arial"/>
+                <w:kern w:val="0"/>
+                <w:sz w:val="24"/>
+                <w:szCs w:val="24"/>
+                <w:lang w:val="en-US" w:eastAsia="ja-JP" w:bidi="ar-SA"/>
+              </w:rPr>
+            </w:pPr>
+            <w:r>
+              <w:rPr>
+                <w:rFonts w:eastAsia="Segoe UI" w:cs="Segoe UI" w:ascii="Segoe UI" w:hAnsi="Segoe UI"/>
+                <w:color w:val="101820"/>
+                <w:kern w:val="0"/>
+                <w:sz w:val="18"/>
+                <w:szCs w:val="24"/>
+                <w:lang w:val="en-US" w:eastAsia="ja-JP" w:bidi="ar-SA"/>
+              </w:rPr>
+              <w:t>Service Catalogue and Rate Annex</w:t>
+            </w:r>
+          </w:p>
+        </w:tc>
+        <w:tc>
+          <w:tcPr>
+            <w:tcW w:w="3983" w:type="dxa"/>
+            <w:tcBorders>
+              <w:top w:val="single" w:sz="4" w:space="0" w:color="BFC7D1"/>
+              <w:left w:val="single" w:sz="4" w:space="0" w:color="BFC7D1"/>
+              <w:bottom w:val="single" w:sz="4" w:space="0" w:color="BFC7D1"/>
+              <w:right w:val="single" w:sz="4" w:space="0" w:color="BFC7D1"/>
+            </w:tcBorders>
+          </w:tcPr>
+          <w:p>
+            <w:pPr>
+              <w:pStyle w:val="Normal"/>
+              <w:widowControl/>
+              <w:spacing w:lineRule="auto" w:line="240" w:before="0" w:after="20"/>
+              <w:jc w:val="left"/>
+              <w:rPr>
+                <w:rFonts w:ascii="Aptos" w:hAnsi="Aptos" w:eastAsia="ＭＳ 明朝" w:cs="Arial"/>
+                <w:kern w:val="0"/>
+                <w:sz w:val="24"/>
+                <w:szCs w:val="24"/>
+                <w:lang w:val="en-US" w:eastAsia="ja-JP" w:bidi="ar-SA"/>
+              </w:rPr>
+            </w:pPr>
+            <w:r>
+              <w:rPr>
+                <w:rFonts w:eastAsia="Segoe UI" w:cs="Segoe UI" w:ascii="Segoe UI" w:hAnsi="Segoe UI"/>
+                <w:color w:val="101820"/>
+                <w:kern w:val="0"/>
+                <w:sz w:val="18"/>
+                <w:szCs w:val="24"/>
+                <w:lang w:val="en-US" w:eastAsia="ja-JP" w:bidi="ar-SA"/>
+              </w:rPr>
+              <w:t>Yes</w:t>
+            </w:r>
+          </w:p>
+        </w:tc>
+      </w:tr>
+      <w:tr>
+        <w:trPr/>
+        <w:tc>
+          <w:tcPr>
+            <w:tcW w:w="5030" w:type="dxa"/>
+            <w:tcBorders>
+              <w:top w:val="single" w:sz="4" w:space="0" w:color="BFC7D1"/>
+              <w:left w:val="single" w:sz="4" w:space="0" w:color="BFC7D1"/>
+              <w:bottom w:val="single" w:sz="4" w:space="0" w:color="BFC7D1"/>
+              <w:right w:val="single" w:sz="4" w:space="0" w:color="BFC7D1"/>
+            </w:tcBorders>
+          </w:tcPr>
+          <w:p>
+            <w:pPr>
+              <w:pStyle w:val="Normal"/>
+              <w:widowControl/>
+              <w:spacing w:lineRule="auto" w:line="240" w:before="0" w:after="20"/>
+              <w:jc w:val="left"/>
+              <w:rPr>
+                <w:rFonts w:ascii="Aptos" w:hAnsi="Aptos" w:eastAsia="ＭＳ 明朝" w:cs="Arial"/>
+                <w:kern w:val="0"/>
+                <w:sz w:val="24"/>
+                <w:szCs w:val="24"/>
+                <w:lang w:val="en-US" w:eastAsia="ja-JP" w:bidi="ar-SA"/>
+              </w:rPr>
+            </w:pPr>
+            <w:r>
+              <w:rPr>
+                <w:rFonts w:eastAsia="Segoe UI" w:cs="Segoe UI" w:ascii="Segoe UI" w:hAnsi="Segoe UI"/>
+                <w:color w:val="101820"/>
+                <w:kern w:val="0"/>
+                <w:sz w:val="18"/>
+                <w:szCs w:val="24"/>
+                <w:lang w:val="en-US" w:eastAsia="ja-JP" w:bidi="ar-SA"/>
+              </w:rPr>
+              <w:t>Customer Responsibilities and RACI Annex</w:t>
+            </w:r>
+          </w:p>
+        </w:tc>
+        <w:tc>
+          <w:tcPr>
+            <w:tcW w:w="3983" w:type="dxa"/>
+            <w:tcBorders>
+              <w:top w:val="single" w:sz="4" w:space="0" w:color="BFC7D1"/>
+              <w:left w:val="single" w:sz="4" w:space="0" w:color="BFC7D1"/>
+              <w:bottom w:val="single" w:sz="4" w:space="0" w:color="BFC7D1"/>
+              <w:right w:val="single" w:sz="4" w:space="0" w:color="BFC7D1"/>
+            </w:tcBorders>
+          </w:tcPr>
+          <w:p>
+            <w:pPr>
+              <w:pStyle w:val="Normal"/>
+              <w:widowControl/>
+              <w:spacing w:lineRule="auto" w:line="240" w:before="0" w:after="20"/>
+              <w:jc w:val="left"/>
+              <w:rPr>
+                <w:rFonts w:ascii="Aptos" w:hAnsi="Aptos" w:eastAsia="ＭＳ 明朝" w:cs="Arial"/>
+                <w:kern w:val="0"/>
+                <w:sz w:val="24"/>
+                <w:szCs w:val="24"/>
+                <w:lang w:val="en-US" w:eastAsia="ja-JP" w:bidi="ar-SA"/>
+              </w:rPr>
+            </w:pPr>
+            <w:r>
+              <w:rPr>
+                <w:rFonts w:eastAsia="Segoe UI" w:cs="Segoe UI" w:ascii="Segoe UI" w:hAnsi="Segoe UI"/>
+                <w:color w:val="101820"/>
+                <w:kern w:val="0"/>
+                <w:sz w:val="18"/>
+                <w:szCs w:val="24"/>
+                <w:lang w:val="en-US" w:eastAsia="ja-JP" w:bidi="ar-SA"/>
+              </w:rPr>
+              <w:t>Yes</w:t>
+            </w:r>
+          </w:p>
+        </w:tc>
+      </w:tr>
+      <w:tr>
+        <w:trPr/>
+        <w:tc>
+          <w:tcPr>
+            <w:tcW w:w="5030" w:type="dxa"/>
+            <w:tcBorders>
+              <w:top w:val="single" w:sz="4" w:space="0" w:color="BFC7D1"/>
+              <w:left w:val="single" w:sz="4" w:space="0" w:color="BFC7D1"/>
+              <w:bottom w:val="single" w:sz="4" w:space="0" w:color="BFC7D1"/>
+              <w:right w:val="single" w:sz="4" w:space="0" w:color="BFC7D1"/>
+            </w:tcBorders>
+          </w:tcPr>
+          <w:p>
+            <w:pPr>
+              <w:pStyle w:val="Normal"/>
+              <w:widowControl/>
+              <w:spacing w:lineRule="auto" w:line="240" w:before="0" w:after="20"/>
+              <w:jc w:val="left"/>
+              <w:rPr>
+                <w:rFonts w:ascii="Aptos" w:hAnsi="Aptos" w:eastAsia="ＭＳ 明朝" w:cs="Arial"/>
+                <w:kern w:val="0"/>
+                <w:sz w:val="24"/>
+                <w:szCs w:val="24"/>
+                <w:lang w:val="en-US" w:eastAsia="ja-JP" w:bidi="ar-SA"/>
+              </w:rPr>
+            </w:pPr>
+            <w:r>
+              <w:rPr>
+                <w:rFonts w:eastAsia="Segoe UI" w:cs="Segoe UI" w:ascii="Segoe UI" w:hAnsi="Segoe UI"/>
+                <w:color w:val="101820"/>
+                <w:kern w:val="0"/>
+                <w:sz w:val="18"/>
+                <w:szCs w:val="24"/>
+                <w:lang w:val="en-US" w:eastAsia="ja-JP" w:bidi="ar-SA"/>
+              </w:rPr>
+              <w:t>Exit and Transition Plan</w:t>
+            </w:r>
+          </w:p>
+        </w:tc>
+        <w:tc>
+          <w:tcPr>
+            <w:tcW w:w="3983" w:type="dxa"/>
+            <w:tcBorders>
+              <w:top w:val="single" w:sz="4" w:space="0" w:color="BFC7D1"/>
+              <w:left w:val="single" w:sz="4" w:space="0" w:color="BFC7D1"/>
+              <w:bottom w:val="single" w:sz="4" w:space="0" w:color="BFC7D1"/>
+              <w:right w:val="single" w:sz="4" w:space="0" w:color="BFC7D1"/>
+            </w:tcBorders>
+          </w:tcPr>
+          <w:p>
+            <w:pPr>
+              <w:pStyle w:val="Normal"/>
+              <w:widowControl/>
+              <w:spacing w:lineRule="auto" w:line="240" w:before="0" w:after="20"/>
+              <w:jc w:val="left"/>
+              <w:rPr>
+                <w:rFonts w:ascii="Aptos" w:hAnsi="Aptos" w:eastAsia="ＭＳ 明朝" w:cs="Arial"/>
+                <w:kern w:val="0"/>
+                <w:sz w:val="24"/>
+                <w:szCs w:val="24"/>
+                <w:lang w:val="en-US" w:eastAsia="ja-JP" w:bidi="ar-SA"/>
+              </w:rPr>
+            </w:pPr>
+            <w:r>
+              <w:rPr>
+                <w:rFonts w:eastAsia="Segoe UI" w:cs="Segoe UI" w:ascii="Segoe UI" w:hAnsi="Segoe UI"/>
+                <w:color w:val="101820"/>
+                <w:kern w:val="0"/>
+                <w:sz w:val="18"/>
+                <w:szCs w:val="24"/>
+                <w:lang w:val="en-US" w:eastAsia="ja-JP" w:bidi="ar-SA"/>
+              </w:rPr>
+              <w:t>[Yes, if subscription or hosting / No]</w:t>
+            </w:r>
+          </w:p>
+        </w:tc>
+      </w:tr>
+      <w:tr>
+        <w:trPr/>
+        <w:tc>
+          <w:tcPr>
+            <w:tcW w:w="5030" w:type="dxa"/>
+            <w:tcBorders>
+              <w:top w:val="single" w:sz="4" w:space="0" w:color="BFC7D1"/>
+              <w:left w:val="single" w:sz="4" w:space="0" w:color="BFC7D1"/>
+              <w:bottom w:val="single" w:sz="4" w:space="0" w:color="BFC7D1"/>
+              <w:right w:val="single" w:sz="4" w:space="0" w:color="BFC7D1"/>
+            </w:tcBorders>
+          </w:tcPr>
+          <w:p>
+            <w:pPr>
+              <w:pStyle w:val="Normal"/>
+              <w:widowControl/>
+              <w:spacing w:lineRule="auto" w:line="240" w:before="0" w:after="20"/>
+              <w:jc w:val="left"/>
+              <w:rPr>
+                <w:rFonts w:ascii="Aptos" w:hAnsi="Aptos" w:eastAsia="ＭＳ 明朝" w:cs="Arial"/>
+                <w:kern w:val="0"/>
+                <w:sz w:val="24"/>
+                <w:szCs w:val="24"/>
+                <w:lang w:val="en-US" w:eastAsia="ja-JP" w:bidi="ar-SA"/>
+              </w:rPr>
+            </w:pPr>
+            <w:r>
+              <w:rPr>
+                <w:rFonts w:eastAsia="Segoe UI" w:cs="Segoe UI" w:ascii="Segoe UI" w:hAnsi="Segoe UI"/>
+                <w:color w:val="101820"/>
+                <w:kern w:val="0"/>
+                <w:sz w:val="18"/>
+                <w:szCs w:val="24"/>
+                <w:lang w:val="en-US" w:eastAsia="ja-JP" w:bidi="ar-SA"/>
+              </w:rPr>
+              <w:t>Source Code Escrow Agreement (perpetual only, three parties)</w:t>
+            </w:r>
+          </w:p>
+        </w:tc>
+        <w:tc>
+          <w:tcPr>
+            <w:tcW w:w="3983" w:type="dxa"/>
+            <w:tcBorders>
+              <w:top w:val="single" w:sz="4" w:space="0" w:color="BFC7D1"/>
+              <w:left w:val="single" w:sz="4" w:space="0" w:color="BFC7D1"/>
+              <w:bottom w:val="single" w:sz="4" w:space="0" w:color="BFC7D1"/>
+              <w:right w:val="single" w:sz="4" w:space="0" w:color="BFC7D1"/>
+            </w:tcBorders>
+          </w:tcPr>
+          <w:p>
+            <w:pPr>
+              <w:pStyle w:val="Normal"/>
+              <w:widowControl/>
+              <w:spacing w:lineRule="auto" w:line="240" w:before="0" w:after="20"/>
+              <w:jc w:val="left"/>
+              <w:rPr>
+                <w:rFonts w:ascii="Aptos" w:hAnsi="Aptos" w:eastAsia="ＭＳ 明朝" w:cs="Arial"/>
+                <w:kern w:val="0"/>
+                <w:sz w:val="24"/>
+                <w:szCs w:val="24"/>
+                <w:lang w:val="en-US" w:eastAsia="ja-JP" w:bidi="ar-SA"/>
+              </w:rPr>
+            </w:pPr>
+            <w:r>
+              <w:rPr>
+                <w:rFonts w:eastAsia="Segoe UI" w:cs="Segoe UI" w:ascii="Segoe UI" w:hAnsi="Segoe UI"/>
+                <w:color w:val="101820"/>
+                <w:kern w:val="0"/>
+                <w:sz w:val="18"/>
+                <w:szCs w:val="24"/>
+                <w:lang w:val="en-US" w:eastAsia="ja-JP" w:bidi="ar-SA"/>
+              </w:rPr>
+              <w:t>[Yes / No]</w:t>
             </w:r>
           </w:p>
         </w:tc>
@@ -11523,7 +11985,7 @@
         <w:pStyle w:val="Heading2"/>
         <w:rPr/>
       </w:pPr>
-      <w:bookmarkStart w:id="19" w:name="__RefHeading___Toc15418_1603226370"/>
+      <w:bookmarkStart w:id="19" w:name="__RefHeading___Toc34563_2679730275"/>
       <w:bookmarkEnd w:id="19"/>
       <w:r>
         <w:rPr>
@@ -11555,7 +12017,7 @@
         <w:pStyle w:val="Heading2"/>
         <w:rPr/>
       </w:pPr>
-      <w:bookmarkStart w:id="20" w:name="__RefHeading___Toc15420_1603226370"/>
+      <w:bookmarkStart w:id="20" w:name="__RefHeading___Toc34565_2679730275"/>
       <w:bookmarkEnd w:id="20"/>
       <w:r>
         <w:rPr>
@@ -11590,7 +12052,7 @@
         <w:pStyle w:val="Heading1"/>
         <w:rPr/>
       </w:pPr>
-      <w:bookmarkStart w:id="21" w:name="__RefHeading___Toc15422_1603226370"/>
+      <w:bookmarkStart w:id="21" w:name="__RefHeading___Toc34567_2679730275"/>
       <w:bookmarkEnd w:id="21"/>
       <w:r>
         <w:rPr>
@@ -11620,7 +12082,7 @@
     <w:tbl>
       <w:tblPr>
         <w:tblStyle w:val="TableGrid"/>
-        <w:tblW w:w="9026" w:type="dxa"/>
+        <w:tblW w:w="9014" w:type="dxa"/>
         <w:jc w:val="left"/>
         <w:tblInd w:w="0" w:type="dxa"/>
         <w:tblLayout w:type="fixed"/>
@@ -11633,8 +12095,8 @@
         <w:tblLook w:val="04a0" w:noHBand="0" w:noVBand="1" w:firstColumn="1" w:lastRow="0" w:lastColumn="0" w:firstRow="1"/>
       </w:tblPr>
       <w:tblGrid>
-        <w:gridCol w:w="4513"/>
-        <w:gridCol w:w="4512"/>
+        <w:gridCol w:w="4507"/>
+        <w:gridCol w:w="4506"/>
       </w:tblGrid>
       <w:tr>
         <w:trPr>
@@ -11642,7 +12104,7 @@
         </w:trPr>
         <w:tc>
           <w:tcPr>
-            <w:tcW w:w="4513" w:type="dxa"/>
+            <w:tcW w:w="4507" w:type="dxa"/>
             <w:tcBorders>
               <w:top w:val="single" w:sz="4" w:space="0" w:color="BFC7D1"/>
               <w:left w:val="single" w:sz="4" w:space="0" w:color="BFC7D1"/>
@@ -11681,7 +12143,7 @@
         </w:tc>
         <w:tc>
           <w:tcPr>
-            <w:tcW w:w="4512" w:type="dxa"/>
+            <w:tcW w:w="4506" w:type="dxa"/>
             <w:tcBorders>
               <w:top w:val="single" w:sz="4" w:space="0" w:color="BFC7D1"/>
               <w:left w:val="single" w:sz="4" w:space="0" w:color="BFC7D1"/>
@@ -11723,7 +12185,7 @@
         <w:trPr/>
         <w:tc>
           <w:tcPr>
-            <w:tcW w:w="4513" w:type="dxa"/>
+            <w:tcW w:w="4507" w:type="dxa"/>
             <w:tcBorders>
               <w:top w:val="single" w:sz="4" w:space="0" w:color="BFC7D1"/>
               <w:left w:val="single" w:sz="4" w:space="0" w:color="BFC7D1"/>
@@ -11760,7 +12222,7 @@
         </w:tc>
         <w:tc>
           <w:tcPr>
-            <w:tcW w:w="4512" w:type="dxa"/>
+            <w:tcW w:w="4506" w:type="dxa"/>
             <w:tcBorders>
               <w:top w:val="single" w:sz="4" w:space="0" w:color="BFC7D1"/>
               <w:left w:val="single" w:sz="4" w:space="0" w:color="BFC7D1"/>
@@ -11800,7 +12262,7 @@
         <w:trPr/>
         <w:tc>
           <w:tcPr>
-            <w:tcW w:w="4513" w:type="dxa"/>
+            <w:tcW w:w="4507" w:type="dxa"/>
             <w:tcBorders>
               <w:top w:val="single" w:sz="4" w:space="0" w:color="BFC7D1"/>
               <w:left w:val="single" w:sz="4" w:space="0" w:color="BFC7D1"/>
@@ -11837,7 +12299,7 @@
         </w:tc>
         <w:tc>
           <w:tcPr>
-            <w:tcW w:w="4512" w:type="dxa"/>
+            <w:tcW w:w="4506" w:type="dxa"/>
             <w:tcBorders>
               <w:top w:val="single" w:sz="4" w:space="0" w:color="BFC7D1"/>
               <w:left w:val="single" w:sz="4" w:space="0" w:color="BFC7D1"/>
@@ -11877,7 +12339,7 @@
         <w:trPr/>
         <w:tc>
           <w:tcPr>
-            <w:tcW w:w="4513" w:type="dxa"/>
+            <w:tcW w:w="4507" w:type="dxa"/>
             <w:tcBorders>
               <w:top w:val="single" w:sz="4" w:space="0" w:color="BFC7D1"/>
               <w:left w:val="single" w:sz="4" w:space="0" w:color="BFC7D1"/>
@@ -11914,7 +12376,7 @@
         </w:tc>
         <w:tc>
           <w:tcPr>
-            <w:tcW w:w="4512" w:type="dxa"/>
+            <w:tcW w:w="4506" w:type="dxa"/>
             <w:tcBorders>
               <w:top w:val="single" w:sz="4" w:space="0" w:color="BFC7D1"/>
               <w:left w:val="single" w:sz="4" w:space="0" w:color="BFC7D1"/>
@@ -11954,7 +12416,7 @@
         <w:trPr/>
         <w:tc>
           <w:tcPr>
-            <w:tcW w:w="4513" w:type="dxa"/>
+            <w:tcW w:w="4507" w:type="dxa"/>
             <w:tcBorders>
               <w:top w:val="single" w:sz="4" w:space="0" w:color="BFC7D1"/>
               <w:left w:val="single" w:sz="4" w:space="0" w:color="BFC7D1"/>
@@ -11991,7 +12453,7 @@
         </w:tc>
         <w:tc>
           <w:tcPr>
-            <w:tcW w:w="4512" w:type="dxa"/>
+            <w:tcW w:w="4506" w:type="dxa"/>
             <w:tcBorders>
               <w:top w:val="single" w:sz="4" w:space="0" w:color="BFC7D1"/>
               <w:left w:val="single" w:sz="4" w:space="0" w:color="BFC7D1"/>
@@ -12060,7 +12522,7 @@
           <w:spacing w:val="0"/>
         </w:rPr>
       </w:pPr>
-      <w:bookmarkStart w:id="22" w:name="__RefHeading___Toc15424_1603226370"/>
+      <w:bookmarkStart w:id="22" w:name="__RefHeading___Toc34569_2679730275"/>
       <w:bookmarkStart w:id="23" w:name="_Toc233203395"/>
       <w:bookmarkEnd w:id="22"/>
       <w:r>

--- a/docs/package/out/contracts/iNXT_BrokerVerse_Order_Form.docx
+++ b/docs/package/out/contracts/iNXT_BrokerVerse_Order_Form.docx
@@ -789,7 +789,7 @@
             </w:rPr>
             <w:fldChar w:fldCharType="separate"/>
           </w:r>
-          <w:hyperlink w:anchor="__RefHeading___Toc34533_2679730275">
+          <w:hyperlink w:anchor="__RefHeading___Toc4806_1085840317">
             <w:r>
               <w:rPr>
                 <w:webHidden/>
@@ -824,7 +824,7 @@
             </w:tabs>
             <w:rPr/>
           </w:pPr>
-          <w:hyperlink w:anchor="__RefHeading___Toc34535_2679730275">
+          <w:hyperlink w:anchor="__RefHeading___Toc4808_1085840317">
             <w:r>
               <w:rPr>
                 <w:webHidden/>
@@ -853,7 +853,7 @@
             </w:tabs>
             <w:rPr/>
           </w:pPr>
-          <w:hyperlink w:anchor="__RefHeading___Toc34537_2679730275">
+          <w:hyperlink w:anchor="__RefHeading___Toc4810_1085840317">
             <w:r>
               <w:rPr>
                 <w:webHidden/>
@@ -875,7 +875,7 @@
             </w:tabs>
             <w:rPr/>
           </w:pPr>
-          <w:hyperlink w:anchor="__RefHeading___Toc34539_2679730275">
+          <w:hyperlink w:anchor="__RefHeading___Toc4812_1085840317">
             <w:r>
               <w:rPr>
                 <w:webHidden/>
@@ -897,7 +897,7 @@
             </w:tabs>
             <w:rPr/>
           </w:pPr>
-          <w:hyperlink w:anchor="__RefHeading___Toc34541_2679730275">
+          <w:hyperlink w:anchor="__RefHeading___Toc4814_1085840317">
             <w:r>
               <w:rPr>
                 <w:webHidden/>
@@ -919,7 +919,7 @@
             </w:tabs>
             <w:rPr/>
           </w:pPr>
-          <w:hyperlink w:anchor="__RefHeading___Toc34543_2679730275">
+          <w:hyperlink w:anchor="__RefHeading___Toc4816_1085840317">
             <w:r>
               <w:rPr>
                 <w:webHidden/>
@@ -941,7 +941,7 @@
             </w:tabs>
             <w:rPr/>
           </w:pPr>
-          <w:hyperlink w:anchor="__RefHeading___Toc34545_2679730275">
+          <w:hyperlink w:anchor="__RefHeading___Toc4818_1085840317">
             <w:r>
               <w:rPr>
                 <w:webHidden/>
@@ -963,7 +963,7 @@
             </w:tabs>
             <w:rPr/>
           </w:pPr>
-          <w:hyperlink w:anchor="__RefHeading___Toc34547_2679730275">
+          <w:hyperlink w:anchor="__RefHeading___Toc4820_1085840317">
             <w:r>
               <w:rPr>
                 <w:webHidden/>
@@ -985,7 +985,7 @@
             </w:tabs>
             <w:rPr/>
           </w:pPr>
-          <w:hyperlink w:anchor="__RefHeading___Toc34549_2679730275">
+          <w:hyperlink w:anchor="__RefHeading___Toc4822_1085840317">
             <w:r>
               <w:rPr>
                 <w:webHidden/>
@@ -1007,7 +1007,7 @@
             </w:tabs>
             <w:rPr/>
           </w:pPr>
-          <w:hyperlink w:anchor="__RefHeading___Toc34551_2679730275">
+          <w:hyperlink w:anchor="__RefHeading___Toc4824_1085840317">
             <w:r>
               <w:rPr>
                 <w:webHidden/>
@@ -1029,7 +1029,7 @@
             </w:tabs>
             <w:rPr/>
           </w:pPr>
-          <w:hyperlink w:anchor="__RefHeading___Toc34553_2679730275">
+          <w:hyperlink w:anchor="__RefHeading___Toc4826_1085840317">
             <w:r>
               <w:rPr>
                 <w:webHidden/>
@@ -1051,7 +1051,7 @@
             </w:tabs>
             <w:rPr/>
           </w:pPr>
-          <w:hyperlink w:anchor="__RefHeading___Toc34555_2679730275">
+          <w:hyperlink w:anchor="__RefHeading___Toc4828_1085840317">
             <w:r>
               <w:rPr>
                 <w:webHidden/>
@@ -1073,7 +1073,7 @@
             </w:tabs>
             <w:rPr/>
           </w:pPr>
-          <w:hyperlink w:anchor="__RefHeading___Toc34557_2679730275">
+          <w:hyperlink w:anchor="__RefHeading___Toc4830_1085840317">
             <w:r>
               <w:rPr>
                 <w:webHidden/>
@@ -1095,7 +1095,7 @@
             </w:tabs>
             <w:rPr/>
           </w:pPr>
-          <w:hyperlink w:anchor="__RefHeading___Toc34559_2679730275">
+          <w:hyperlink w:anchor="__RefHeading___Toc4832_1085840317">
             <w:r>
               <w:rPr>
                 <w:webHidden/>
@@ -1117,7 +1117,7 @@
             </w:tabs>
             <w:rPr/>
           </w:pPr>
-          <w:hyperlink w:anchor="__RefHeading___Toc34561_2679730275">
+          <w:hyperlink w:anchor="__RefHeading___Toc4834_1085840317">
             <w:r>
               <w:rPr>
                 <w:webHidden/>
@@ -1139,7 +1139,7 @@
             </w:tabs>
             <w:rPr/>
           </w:pPr>
-          <w:hyperlink w:anchor="__RefHeading___Toc34563_2679730275">
+          <w:hyperlink w:anchor="__RefHeading___Toc4836_1085840317">
             <w:r>
               <w:rPr>
                 <w:webHidden/>
@@ -1161,7 +1161,7 @@
             </w:tabs>
             <w:rPr/>
           </w:pPr>
-          <w:hyperlink w:anchor="__RefHeading___Toc34565_2679730275">
+          <w:hyperlink w:anchor="__RefHeading___Toc4838_1085840317">
             <w:r>
               <w:rPr>
                 <w:webHidden/>
@@ -1183,7 +1183,7 @@
             </w:tabs>
             <w:rPr/>
           </w:pPr>
-          <w:hyperlink w:anchor="__RefHeading___Toc34567_2679730275">
+          <w:hyperlink w:anchor="__RefHeading___Toc4840_1085840317">
             <w:r>
               <w:rPr>
                 <w:webHidden/>
@@ -1205,7 +1205,7 @@
             </w:tabs>
             <w:rPr/>
           </w:pPr>
-          <w:hyperlink w:anchor="__RefHeading___Toc34569_2679730275">
+          <w:hyperlink w:anchor="__RefHeading___Toc4842_1085840317">
             <w:r>
               <w:rPr>
                 <w:webHidden/>
@@ -1253,7 +1253,7 @@
       <w:r>
         <w:br w:type="page"/>
       </w:r>
-      <w:bookmarkStart w:id="0" w:name="__RefHeading___Toc34533_2679730275"/>
+      <w:bookmarkStart w:id="0" w:name="__RefHeading___Toc4806_1085840317"/>
       <w:bookmarkStart w:id="1" w:name="_Toc48319687"/>
       <w:bookmarkStart w:id="2" w:name="_Toc11824118"/>
       <w:bookmarkEnd w:id="0"/>
@@ -1898,7 +1898,7 @@
           <w:spacing w:val="0"/>
         </w:rPr>
       </w:pPr>
-      <w:bookmarkStart w:id="4" w:name="__RefHeading___Toc34535_2679730275"/>
+      <w:bookmarkStart w:id="4" w:name="__RefHeading___Toc4808_1085840317"/>
       <w:bookmarkStart w:id="5" w:name="_Toc233203388"/>
       <w:bookmarkEnd w:id="4"/>
       <w:r>
@@ -3045,7 +3045,7 @@
         <w:pageBreakBefore w:val="false"/>
         <w:rPr/>
       </w:pPr>
-      <w:bookmarkStart w:id="6" w:name="__RefHeading___Toc34537_2679730275"/>
+      <w:bookmarkStart w:id="6" w:name="__RefHeading___Toc4810_1085840317"/>
       <w:bookmarkEnd w:id="6"/>
       <w:r>
         <w:rPr>
@@ -3114,7 +3114,7 @@
         <w:pStyle w:val="Heading1"/>
         <w:rPr/>
       </w:pPr>
-      <w:bookmarkStart w:id="7" w:name="__RefHeading___Toc34539_2679730275"/>
+      <w:bookmarkStart w:id="7" w:name="__RefHeading___Toc4812_1085840317"/>
       <w:bookmarkEnd w:id="7"/>
       <w:r>
         <w:rPr>
@@ -3131,7 +3131,7 @@
         <w:pStyle w:val="Heading2"/>
         <w:rPr/>
       </w:pPr>
-      <w:bookmarkStart w:id="8" w:name="__RefHeading___Toc34541_2679730275"/>
+      <w:bookmarkStart w:id="8" w:name="__RefHeading___Toc4814_1085840317"/>
       <w:bookmarkEnd w:id="8"/>
       <w:r>
         <w:rPr>
@@ -3877,7 +3877,7 @@
         <w:pStyle w:val="Heading2"/>
         <w:rPr/>
       </w:pPr>
-      <w:bookmarkStart w:id="9" w:name="__RefHeading___Toc34543_2679730275"/>
+      <w:bookmarkStart w:id="9" w:name="__RefHeading___Toc4816_1085840317"/>
       <w:bookmarkEnd w:id="9"/>
       <w:r>
         <w:rPr>
@@ -4931,7 +4931,7 @@
         <w:pStyle w:val="Heading2"/>
         <w:rPr/>
       </w:pPr>
-      <w:bookmarkStart w:id="10" w:name="__RefHeading___Toc34545_2679730275"/>
+      <w:bookmarkStart w:id="10" w:name="__RefHeading___Toc4818_1085840317"/>
       <w:bookmarkEnd w:id="10"/>
       <w:r>
         <w:rPr>
@@ -5603,7 +5603,7 @@
         <w:pStyle w:val="Heading1"/>
         <w:rPr/>
       </w:pPr>
-      <w:bookmarkStart w:id="11" w:name="__RefHeading___Toc34547_2679730275"/>
+      <w:bookmarkStart w:id="11" w:name="__RefHeading___Toc4820_1085840317"/>
       <w:bookmarkEnd w:id="11"/>
       <w:r>
         <w:rPr>
@@ -5635,7 +5635,7 @@
         <w:pStyle w:val="Heading2"/>
         <w:rPr/>
       </w:pPr>
-      <w:bookmarkStart w:id="12" w:name="__RefHeading___Toc34549_2679730275"/>
+      <w:bookmarkStart w:id="12" w:name="__RefHeading___Toc4822_1085840317"/>
       <w:bookmarkEnd w:id="12"/>
       <w:r>
         <w:rPr>
@@ -5650,7 +5650,7 @@
     <w:tbl>
       <w:tblPr>
         <w:tblStyle w:val="TableGrid"/>
-        <w:tblW w:w="9014" w:type="dxa"/>
+        <w:tblW w:w="9013" w:type="dxa"/>
         <w:jc w:val="left"/>
         <w:tblInd w:w="0" w:type="dxa"/>
         <w:tblLayout w:type="fixed"/>
@@ -5663,11 +5663,11 @@
         <w:tblLook w:val="04a0" w:noHBand="0" w:noVBand="1" w:firstColumn="1" w:lastRow="0" w:lastColumn="0" w:firstRow="1"/>
       </w:tblPr>
       <w:tblGrid>
-        <w:gridCol w:w="2693"/>
-        <w:gridCol w:w="3277"/>
-        <w:gridCol w:w="907"/>
-        <w:gridCol w:w="1230"/>
-        <w:gridCol w:w="907"/>
+        <w:gridCol w:w="2984"/>
+        <w:gridCol w:w="2935"/>
+        <w:gridCol w:w="941"/>
+        <w:gridCol w:w="1212"/>
+        <w:gridCol w:w="941"/>
       </w:tblGrid>
       <w:tr>
         <w:trPr>
@@ -5675,7 +5675,7 @@
         </w:trPr>
         <w:tc>
           <w:tcPr>
-            <w:tcW w:w="2693" w:type="dxa"/>
+            <w:tcW w:w="2984" w:type="dxa"/>
             <w:tcBorders>
               <w:top w:val="single" w:sz="4" w:space="0" w:color="BFC7D1"/>
               <w:left w:val="single" w:sz="4" w:space="0" w:color="BFC7D1"/>
@@ -5714,7 +5714,7 @@
         </w:tc>
         <w:tc>
           <w:tcPr>
-            <w:tcW w:w="3277" w:type="dxa"/>
+            <w:tcW w:w="2935" w:type="dxa"/>
             <w:tcBorders>
               <w:top w:val="single" w:sz="4" w:space="0" w:color="BFC7D1"/>
               <w:left w:val="single" w:sz="4" w:space="0" w:color="BFC7D1"/>
@@ -5753,7 +5753,7 @@
         </w:tc>
         <w:tc>
           <w:tcPr>
-            <w:tcW w:w="907" w:type="dxa"/>
+            <w:tcW w:w="941" w:type="dxa"/>
             <w:tcBorders>
               <w:top w:val="single" w:sz="4" w:space="0" w:color="BFC7D1"/>
               <w:left w:val="single" w:sz="4" w:space="0" w:color="BFC7D1"/>
@@ -5792,7 +5792,7 @@
         </w:tc>
         <w:tc>
           <w:tcPr>
-            <w:tcW w:w="1230" w:type="dxa"/>
+            <w:tcW w:w="1212" w:type="dxa"/>
             <w:tcBorders>
               <w:top w:val="single" w:sz="4" w:space="0" w:color="BFC7D1"/>
               <w:left w:val="single" w:sz="4" w:space="0" w:color="BFC7D1"/>
@@ -5831,7 +5831,7 @@
         </w:tc>
         <w:tc>
           <w:tcPr>
-            <w:tcW w:w="907" w:type="dxa"/>
+            <w:tcW w:w="941" w:type="dxa"/>
             <w:tcBorders>
               <w:top w:val="single" w:sz="4" w:space="0" w:color="BFC7D1"/>
               <w:left w:val="single" w:sz="4" w:space="0" w:color="BFC7D1"/>
@@ -5873,7 +5873,7 @@
         <w:trPr/>
         <w:tc>
           <w:tcPr>
-            <w:tcW w:w="2693" w:type="dxa"/>
+            <w:tcW w:w="2984" w:type="dxa"/>
             <w:tcBorders>
               <w:top w:val="single" w:sz="4" w:space="0" w:color="BFC7D1"/>
               <w:left w:val="single" w:sz="4" w:space="0" w:color="BFC7D1"/>
@@ -5910,7 +5910,7 @@
         </w:tc>
         <w:tc>
           <w:tcPr>
-            <w:tcW w:w="3277" w:type="dxa"/>
+            <w:tcW w:w="2935" w:type="dxa"/>
             <w:tcBorders>
               <w:top w:val="single" w:sz="4" w:space="0" w:color="BFC7D1"/>
               <w:left w:val="single" w:sz="4" w:space="0" w:color="BFC7D1"/>
@@ -5947,7 +5947,7 @@
         </w:tc>
         <w:tc>
           <w:tcPr>
-            <w:tcW w:w="907" w:type="dxa"/>
+            <w:tcW w:w="941" w:type="dxa"/>
             <w:tcBorders>
               <w:top w:val="single" w:sz="4" w:space="0" w:color="BFC7D1"/>
               <w:left w:val="single" w:sz="4" w:space="0" w:color="BFC7D1"/>
@@ -5984,7 +5984,7 @@
         </w:tc>
         <w:tc>
           <w:tcPr>
-            <w:tcW w:w="1230" w:type="dxa"/>
+            <w:tcW w:w="1212" w:type="dxa"/>
             <w:tcBorders>
               <w:top w:val="single" w:sz="4" w:space="0" w:color="BFC7D1"/>
               <w:left w:val="single" w:sz="4" w:space="0" w:color="BFC7D1"/>
@@ -6021,7 +6021,7 @@
         </w:tc>
         <w:tc>
           <w:tcPr>
-            <w:tcW w:w="907" w:type="dxa"/>
+            <w:tcW w:w="941" w:type="dxa"/>
             <w:tcBorders>
               <w:top w:val="single" w:sz="4" w:space="0" w:color="BFC7D1"/>
               <w:left w:val="single" w:sz="4" w:space="0" w:color="BFC7D1"/>
@@ -6061,7 +6061,7 @@
         <w:trPr/>
         <w:tc>
           <w:tcPr>
-            <w:tcW w:w="2693" w:type="dxa"/>
+            <w:tcW w:w="2984" w:type="dxa"/>
             <w:tcBorders>
               <w:top w:val="single" w:sz="4" w:space="0" w:color="BFC7D1"/>
               <w:left w:val="single" w:sz="4" w:space="0" w:color="BFC7D1"/>
@@ -6098,7 +6098,7 @@
         </w:tc>
         <w:tc>
           <w:tcPr>
-            <w:tcW w:w="3277" w:type="dxa"/>
+            <w:tcW w:w="2935" w:type="dxa"/>
             <w:tcBorders>
               <w:top w:val="single" w:sz="4" w:space="0" w:color="BFC7D1"/>
               <w:left w:val="single" w:sz="4" w:space="0" w:color="BFC7D1"/>
@@ -6135,7 +6135,7 @@
         </w:tc>
         <w:tc>
           <w:tcPr>
-            <w:tcW w:w="907" w:type="dxa"/>
+            <w:tcW w:w="941" w:type="dxa"/>
             <w:tcBorders>
               <w:top w:val="single" w:sz="4" w:space="0" w:color="BFC7D1"/>
               <w:left w:val="single" w:sz="4" w:space="0" w:color="BFC7D1"/>
@@ -6172,7 +6172,7 @@
         </w:tc>
         <w:tc>
           <w:tcPr>
-            <w:tcW w:w="1230" w:type="dxa"/>
+            <w:tcW w:w="1212" w:type="dxa"/>
             <w:tcBorders>
               <w:top w:val="single" w:sz="4" w:space="0" w:color="BFC7D1"/>
               <w:left w:val="single" w:sz="4" w:space="0" w:color="BFC7D1"/>
@@ -6209,7 +6209,7 @@
         </w:tc>
         <w:tc>
           <w:tcPr>
-            <w:tcW w:w="907" w:type="dxa"/>
+            <w:tcW w:w="941" w:type="dxa"/>
             <w:tcBorders>
               <w:top w:val="single" w:sz="4" w:space="0" w:color="BFC7D1"/>
               <w:left w:val="single" w:sz="4" w:space="0" w:color="BFC7D1"/>
@@ -6249,7 +6249,7 @@
         <w:trPr/>
         <w:tc>
           <w:tcPr>
-            <w:tcW w:w="2693" w:type="dxa"/>
+            <w:tcW w:w="2984" w:type="dxa"/>
             <w:tcBorders>
               <w:top w:val="single" w:sz="4" w:space="0" w:color="BFC7D1"/>
               <w:left w:val="single" w:sz="4" w:space="0" w:color="BFC7D1"/>
@@ -6286,7 +6286,7 @@
         </w:tc>
         <w:tc>
           <w:tcPr>
-            <w:tcW w:w="3277" w:type="dxa"/>
+            <w:tcW w:w="2935" w:type="dxa"/>
             <w:tcBorders>
               <w:top w:val="single" w:sz="4" w:space="0" w:color="BFC7D1"/>
               <w:left w:val="single" w:sz="4" w:space="0" w:color="BFC7D1"/>
@@ -6323,7 +6323,7 @@
         </w:tc>
         <w:tc>
           <w:tcPr>
-            <w:tcW w:w="907" w:type="dxa"/>
+            <w:tcW w:w="941" w:type="dxa"/>
             <w:tcBorders>
               <w:top w:val="single" w:sz="4" w:space="0" w:color="BFC7D1"/>
               <w:left w:val="single" w:sz="4" w:space="0" w:color="BFC7D1"/>
@@ -6360,7 +6360,7 @@
         </w:tc>
         <w:tc>
           <w:tcPr>
-            <w:tcW w:w="1230" w:type="dxa"/>
+            <w:tcW w:w="1212" w:type="dxa"/>
             <w:tcBorders>
               <w:top w:val="single" w:sz="4" w:space="0" w:color="BFC7D1"/>
               <w:left w:val="single" w:sz="4" w:space="0" w:color="BFC7D1"/>
@@ -6395,7 +6395,7 @@
         </w:tc>
         <w:tc>
           <w:tcPr>
-            <w:tcW w:w="907" w:type="dxa"/>
+            <w:tcW w:w="941" w:type="dxa"/>
             <w:tcBorders>
               <w:top w:val="single" w:sz="4" w:space="0" w:color="BFC7D1"/>
               <w:left w:val="single" w:sz="4" w:space="0" w:color="BFC7D1"/>
@@ -6435,7 +6435,7 @@
         <w:trPr/>
         <w:tc>
           <w:tcPr>
-            <w:tcW w:w="2693" w:type="dxa"/>
+            <w:tcW w:w="2984" w:type="dxa"/>
             <w:tcBorders>
               <w:top w:val="single" w:sz="4" w:space="0" w:color="BFC7D1"/>
               <w:left w:val="single" w:sz="4" w:space="0" w:color="BFC7D1"/>
@@ -6472,7 +6472,7 @@
         </w:tc>
         <w:tc>
           <w:tcPr>
-            <w:tcW w:w="3277" w:type="dxa"/>
+            <w:tcW w:w="2935" w:type="dxa"/>
             <w:tcBorders>
               <w:top w:val="single" w:sz="4" w:space="0" w:color="BFC7D1"/>
               <w:left w:val="single" w:sz="4" w:space="0" w:color="BFC7D1"/>
@@ -6509,7 +6509,7 @@
         </w:tc>
         <w:tc>
           <w:tcPr>
-            <w:tcW w:w="907" w:type="dxa"/>
+            <w:tcW w:w="941" w:type="dxa"/>
             <w:tcBorders>
               <w:top w:val="single" w:sz="4" w:space="0" w:color="BFC7D1"/>
               <w:left w:val="single" w:sz="4" w:space="0" w:color="BFC7D1"/>
@@ -6546,7 +6546,7 @@
         </w:tc>
         <w:tc>
           <w:tcPr>
-            <w:tcW w:w="1230" w:type="dxa"/>
+            <w:tcW w:w="1212" w:type="dxa"/>
             <w:tcBorders>
               <w:top w:val="single" w:sz="4" w:space="0" w:color="BFC7D1"/>
               <w:left w:val="single" w:sz="4" w:space="0" w:color="BFC7D1"/>
@@ -6581,7 +6581,7 @@
         </w:tc>
         <w:tc>
           <w:tcPr>
-            <w:tcW w:w="907" w:type="dxa"/>
+            <w:tcW w:w="941" w:type="dxa"/>
             <w:tcBorders>
               <w:top w:val="single" w:sz="4" w:space="0" w:color="BFC7D1"/>
               <w:left w:val="single" w:sz="4" w:space="0" w:color="BFC7D1"/>
@@ -6621,7 +6621,7 @@
         <w:trPr/>
         <w:tc>
           <w:tcPr>
-            <w:tcW w:w="2693" w:type="dxa"/>
+            <w:tcW w:w="2984" w:type="dxa"/>
             <w:tcBorders>
               <w:top w:val="single" w:sz="4" w:space="0" w:color="BFC7D1"/>
               <w:left w:val="single" w:sz="4" w:space="0" w:color="BFC7D1"/>
@@ -6658,7 +6658,7 @@
         </w:tc>
         <w:tc>
           <w:tcPr>
-            <w:tcW w:w="3277" w:type="dxa"/>
+            <w:tcW w:w="2935" w:type="dxa"/>
             <w:tcBorders>
               <w:top w:val="single" w:sz="4" w:space="0" w:color="BFC7D1"/>
               <w:left w:val="single" w:sz="4" w:space="0" w:color="BFC7D1"/>
@@ -6695,7 +6695,7 @@
         </w:tc>
         <w:tc>
           <w:tcPr>
-            <w:tcW w:w="907" w:type="dxa"/>
+            <w:tcW w:w="941" w:type="dxa"/>
             <w:tcBorders>
               <w:top w:val="single" w:sz="4" w:space="0" w:color="BFC7D1"/>
               <w:left w:val="single" w:sz="4" w:space="0" w:color="BFC7D1"/>
@@ -6732,7 +6732,7 @@
         </w:tc>
         <w:tc>
           <w:tcPr>
-            <w:tcW w:w="1230" w:type="dxa"/>
+            <w:tcW w:w="1212" w:type="dxa"/>
             <w:tcBorders>
               <w:top w:val="single" w:sz="4" w:space="0" w:color="BFC7D1"/>
               <w:left w:val="single" w:sz="4" w:space="0" w:color="BFC7D1"/>
@@ -6767,7 +6767,7 @@
         </w:tc>
         <w:tc>
           <w:tcPr>
-            <w:tcW w:w="907" w:type="dxa"/>
+            <w:tcW w:w="941" w:type="dxa"/>
             <w:tcBorders>
               <w:top w:val="single" w:sz="4" w:space="0" w:color="BFC7D1"/>
               <w:left w:val="single" w:sz="4" w:space="0" w:color="BFC7D1"/>
@@ -6807,7 +6807,7 @@
         <w:trPr/>
         <w:tc>
           <w:tcPr>
-            <w:tcW w:w="2693" w:type="dxa"/>
+            <w:tcW w:w="2984" w:type="dxa"/>
             <w:tcBorders>
               <w:top w:val="single" w:sz="4" w:space="0" w:color="BFC7D1"/>
               <w:left w:val="single" w:sz="4" w:space="0" w:color="BFC7D1"/>
@@ -6844,7 +6844,7 @@
         </w:tc>
         <w:tc>
           <w:tcPr>
-            <w:tcW w:w="3277" w:type="dxa"/>
+            <w:tcW w:w="2935" w:type="dxa"/>
             <w:tcBorders>
               <w:top w:val="single" w:sz="4" w:space="0" w:color="BFC7D1"/>
               <w:left w:val="single" w:sz="4" w:space="0" w:color="BFC7D1"/>
@@ -6881,7 +6881,7 @@
         </w:tc>
         <w:tc>
           <w:tcPr>
-            <w:tcW w:w="907" w:type="dxa"/>
+            <w:tcW w:w="941" w:type="dxa"/>
             <w:tcBorders>
               <w:top w:val="single" w:sz="4" w:space="0" w:color="BFC7D1"/>
               <w:left w:val="single" w:sz="4" w:space="0" w:color="BFC7D1"/>
@@ -6918,7 +6918,7 @@
         </w:tc>
         <w:tc>
           <w:tcPr>
-            <w:tcW w:w="1230" w:type="dxa"/>
+            <w:tcW w:w="1212" w:type="dxa"/>
             <w:tcBorders>
               <w:top w:val="single" w:sz="4" w:space="0" w:color="BFC7D1"/>
               <w:left w:val="single" w:sz="4" w:space="0" w:color="BFC7D1"/>
@@ -6953,7 +6953,7 @@
         </w:tc>
         <w:tc>
           <w:tcPr>
-            <w:tcW w:w="907" w:type="dxa"/>
+            <w:tcW w:w="941" w:type="dxa"/>
             <w:tcBorders>
               <w:top w:val="single" w:sz="4" w:space="0" w:color="BFC7D1"/>
               <w:left w:val="single" w:sz="4" w:space="0" w:color="BFC7D1"/>
@@ -6993,7 +6993,7 @@
         <w:trPr/>
         <w:tc>
           <w:tcPr>
-            <w:tcW w:w="2693" w:type="dxa"/>
+            <w:tcW w:w="2984" w:type="dxa"/>
             <w:tcBorders>
               <w:top w:val="single" w:sz="4" w:space="0" w:color="BFC7D1"/>
               <w:left w:val="single" w:sz="4" w:space="0" w:color="BFC7D1"/>
@@ -7030,7 +7030,7 @@
         </w:tc>
         <w:tc>
           <w:tcPr>
-            <w:tcW w:w="3277" w:type="dxa"/>
+            <w:tcW w:w="2935" w:type="dxa"/>
             <w:tcBorders>
               <w:top w:val="single" w:sz="4" w:space="0" w:color="BFC7D1"/>
               <w:left w:val="single" w:sz="4" w:space="0" w:color="BFC7D1"/>
@@ -7067,7 +7067,7 @@
         </w:tc>
         <w:tc>
           <w:tcPr>
-            <w:tcW w:w="907" w:type="dxa"/>
+            <w:tcW w:w="941" w:type="dxa"/>
             <w:tcBorders>
               <w:top w:val="single" w:sz="4" w:space="0" w:color="BFC7D1"/>
               <w:left w:val="single" w:sz="4" w:space="0" w:color="BFC7D1"/>
@@ -7104,7 +7104,7 @@
         </w:tc>
         <w:tc>
           <w:tcPr>
-            <w:tcW w:w="1230" w:type="dxa"/>
+            <w:tcW w:w="1212" w:type="dxa"/>
             <w:tcBorders>
               <w:top w:val="single" w:sz="4" w:space="0" w:color="BFC7D1"/>
               <w:left w:val="single" w:sz="4" w:space="0" w:color="BFC7D1"/>
@@ -7139,7 +7139,7 @@
         </w:tc>
         <w:tc>
           <w:tcPr>
-            <w:tcW w:w="907" w:type="dxa"/>
+            <w:tcW w:w="941" w:type="dxa"/>
             <w:tcBorders>
               <w:top w:val="single" w:sz="4" w:space="0" w:color="BFC7D1"/>
               <w:left w:val="single" w:sz="4" w:space="0" w:color="BFC7D1"/>
@@ -7179,7 +7179,7 @@
         <w:trPr/>
         <w:tc>
           <w:tcPr>
-            <w:tcW w:w="2693" w:type="dxa"/>
+            <w:tcW w:w="2984" w:type="dxa"/>
             <w:tcBorders>
               <w:top w:val="single" w:sz="4" w:space="0" w:color="BFC7D1"/>
               <w:left w:val="single" w:sz="4" w:space="0" w:color="BFC7D1"/>
@@ -7216,7 +7216,7 @@
         </w:tc>
         <w:tc>
           <w:tcPr>
-            <w:tcW w:w="3277" w:type="dxa"/>
+            <w:tcW w:w="2935" w:type="dxa"/>
             <w:tcBorders>
               <w:top w:val="single" w:sz="4" w:space="0" w:color="BFC7D1"/>
               <w:left w:val="single" w:sz="4" w:space="0" w:color="BFC7D1"/>
@@ -7251,7 +7251,7 @@
         </w:tc>
         <w:tc>
           <w:tcPr>
-            <w:tcW w:w="907" w:type="dxa"/>
+            <w:tcW w:w="941" w:type="dxa"/>
             <w:tcBorders>
               <w:top w:val="single" w:sz="4" w:space="0" w:color="BFC7D1"/>
               <w:left w:val="single" w:sz="4" w:space="0" w:color="BFC7D1"/>
@@ -7288,7 +7288,7 @@
         </w:tc>
         <w:tc>
           <w:tcPr>
-            <w:tcW w:w="1230" w:type="dxa"/>
+            <w:tcW w:w="1212" w:type="dxa"/>
             <w:tcBorders>
               <w:top w:val="single" w:sz="4" w:space="0" w:color="BFC7D1"/>
               <w:left w:val="single" w:sz="4" w:space="0" w:color="BFC7D1"/>
@@ -7325,7 +7325,7 @@
         </w:tc>
         <w:tc>
           <w:tcPr>
-            <w:tcW w:w="907" w:type="dxa"/>
+            <w:tcW w:w="941" w:type="dxa"/>
             <w:tcBorders>
               <w:top w:val="single" w:sz="4" w:space="0" w:color="BFC7D1"/>
               <w:left w:val="single" w:sz="4" w:space="0" w:color="BFC7D1"/>
@@ -7377,7 +7377,7 @@
         <w:pStyle w:val="Heading2"/>
         <w:rPr/>
       </w:pPr>
-      <w:bookmarkStart w:id="13" w:name="__RefHeading___Toc34551_2679730275"/>
+      <w:bookmarkStart w:id="13" w:name="__RefHeading___Toc4824_1085840317"/>
       <w:bookmarkEnd w:id="13"/>
       <w:r>
         <w:rPr>
@@ -7392,7 +7392,7 @@
     <w:tbl>
       <w:tblPr>
         <w:tblStyle w:val="TableGrid"/>
-        <w:tblW w:w="9014" w:type="dxa"/>
+        <w:tblW w:w="9015" w:type="dxa"/>
         <w:jc w:val="left"/>
         <w:tblInd w:w="0" w:type="dxa"/>
         <w:tblLayout w:type="fixed"/>
@@ -7405,12 +7405,12 @@
         <w:tblLook w:val="04a0" w:noHBand="0" w:noVBand="1" w:firstColumn="1" w:lastRow="0" w:lastColumn="0" w:firstRow="1"/>
       </w:tblPr>
       <w:tblGrid>
-        <w:gridCol w:w="2057"/>
-        <w:gridCol w:w="2376"/>
-        <w:gridCol w:w="906"/>
-        <w:gridCol w:w="1124"/>
-        <w:gridCol w:w="906"/>
-        <w:gridCol w:w="1644"/>
+        <w:gridCol w:w="2286"/>
+        <w:gridCol w:w="2150"/>
+        <w:gridCol w:w="941"/>
+        <w:gridCol w:w="1133"/>
+        <w:gridCol w:w="941"/>
+        <w:gridCol w:w="1563"/>
       </w:tblGrid>
       <w:tr>
         <w:trPr>
@@ -7418,7 +7418,7 @@
         </w:trPr>
         <w:tc>
           <w:tcPr>
-            <w:tcW w:w="2057" w:type="dxa"/>
+            <w:tcW w:w="2286" w:type="dxa"/>
             <w:tcBorders>
               <w:top w:val="single" w:sz="4" w:space="0" w:color="BFC7D1"/>
               <w:left w:val="single" w:sz="4" w:space="0" w:color="BFC7D1"/>
@@ -7457,7 +7457,7 @@
         </w:tc>
         <w:tc>
           <w:tcPr>
-            <w:tcW w:w="2376" w:type="dxa"/>
+            <w:tcW w:w="2150" w:type="dxa"/>
             <w:tcBorders>
               <w:top w:val="single" w:sz="4" w:space="0" w:color="BFC7D1"/>
               <w:left w:val="single" w:sz="4" w:space="0" w:color="BFC7D1"/>
@@ -7496,7 +7496,7 @@
         </w:tc>
         <w:tc>
           <w:tcPr>
-            <w:tcW w:w="906" w:type="dxa"/>
+            <w:tcW w:w="941" w:type="dxa"/>
             <w:tcBorders>
               <w:top w:val="single" w:sz="4" w:space="0" w:color="BFC7D1"/>
               <w:left w:val="single" w:sz="4" w:space="0" w:color="BFC7D1"/>
@@ -7535,7 +7535,7 @@
         </w:tc>
         <w:tc>
           <w:tcPr>
-            <w:tcW w:w="1124" w:type="dxa"/>
+            <w:tcW w:w="1133" w:type="dxa"/>
             <w:tcBorders>
               <w:top w:val="single" w:sz="4" w:space="0" w:color="BFC7D1"/>
               <w:left w:val="single" w:sz="4" w:space="0" w:color="BFC7D1"/>
@@ -7574,7 +7574,7 @@
         </w:tc>
         <w:tc>
           <w:tcPr>
-            <w:tcW w:w="906" w:type="dxa"/>
+            <w:tcW w:w="941" w:type="dxa"/>
             <w:tcBorders>
               <w:top w:val="single" w:sz="4" w:space="0" w:color="BFC7D1"/>
               <w:left w:val="single" w:sz="4" w:space="0" w:color="BFC7D1"/>
@@ -7613,7 +7613,7 @@
         </w:tc>
         <w:tc>
           <w:tcPr>
-            <w:tcW w:w="1644" w:type="dxa"/>
+            <w:tcW w:w="1563" w:type="dxa"/>
             <w:tcBorders>
               <w:top w:val="single" w:sz="4" w:space="0" w:color="BFC7D1"/>
               <w:left w:val="single" w:sz="4" w:space="0" w:color="BFC7D1"/>
@@ -7655,7 +7655,7 @@
         <w:trPr/>
         <w:tc>
           <w:tcPr>
-            <w:tcW w:w="2057" w:type="dxa"/>
+            <w:tcW w:w="2286" w:type="dxa"/>
             <w:tcBorders>
               <w:top w:val="single" w:sz="4" w:space="0" w:color="BFC7D1"/>
               <w:left w:val="single" w:sz="4" w:space="0" w:color="BFC7D1"/>
@@ -7692,7 +7692,7 @@
         </w:tc>
         <w:tc>
           <w:tcPr>
-            <w:tcW w:w="2376" w:type="dxa"/>
+            <w:tcW w:w="2150" w:type="dxa"/>
             <w:tcBorders>
               <w:top w:val="single" w:sz="4" w:space="0" w:color="BFC7D1"/>
               <w:left w:val="single" w:sz="4" w:space="0" w:color="BFC7D1"/>
@@ -7729,7 +7729,7 @@
         </w:tc>
         <w:tc>
           <w:tcPr>
-            <w:tcW w:w="906" w:type="dxa"/>
+            <w:tcW w:w="941" w:type="dxa"/>
             <w:tcBorders>
               <w:top w:val="single" w:sz="4" w:space="0" w:color="BFC7D1"/>
               <w:left w:val="single" w:sz="4" w:space="0" w:color="BFC7D1"/>
@@ -7766,7 +7766,7 @@
         </w:tc>
         <w:tc>
           <w:tcPr>
-            <w:tcW w:w="1124" w:type="dxa"/>
+            <w:tcW w:w="1133" w:type="dxa"/>
             <w:tcBorders>
               <w:top w:val="single" w:sz="4" w:space="0" w:color="BFC7D1"/>
               <w:left w:val="single" w:sz="4" w:space="0" w:color="BFC7D1"/>
@@ -7803,7 +7803,7 @@
         </w:tc>
         <w:tc>
           <w:tcPr>
-            <w:tcW w:w="906" w:type="dxa"/>
+            <w:tcW w:w="941" w:type="dxa"/>
             <w:tcBorders>
               <w:top w:val="single" w:sz="4" w:space="0" w:color="BFC7D1"/>
               <w:left w:val="single" w:sz="4" w:space="0" w:color="BFC7D1"/>
@@ -7840,7 +7840,7 @@
         </w:tc>
         <w:tc>
           <w:tcPr>
-            <w:tcW w:w="1644" w:type="dxa"/>
+            <w:tcW w:w="1563" w:type="dxa"/>
             <w:tcBorders>
               <w:top w:val="single" w:sz="4" w:space="0" w:color="BFC7D1"/>
               <w:left w:val="single" w:sz="4" w:space="0" w:color="BFC7D1"/>
@@ -7880,7 +7880,7 @@
         <w:trPr/>
         <w:tc>
           <w:tcPr>
-            <w:tcW w:w="2057" w:type="dxa"/>
+            <w:tcW w:w="2286" w:type="dxa"/>
             <w:tcBorders>
               <w:top w:val="single" w:sz="4" w:space="0" w:color="BFC7D1"/>
               <w:left w:val="single" w:sz="4" w:space="0" w:color="BFC7D1"/>
@@ -7917,7 +7917,7 @@
         </w:tc>
         <w:tc>
           <w:tcPr>
-            <w:tcW w:w="2376" w:type="dxa"/>
+            <w:tcW w:w="2150" w:type="dxa"/>
             <w:tcBorders>
               <w:top w:val="single" w:sz="4" w:space="0" w:color="BFC7D1"/>
               <w:left w:val="single" w:sz="4" w:space="0" w:color="BFC7D1"/>
@@ -7954,7 +7954,7 @@
         </w:tc>
         <w:tc>
           <w:tcPr>
-            <w:tcW w:w="906" w:type="dxa"/>
+            <w:tcW w:w="941" w:type="dxa"/>
             <w:tcBorders>
               <w:top w:val="single" w:sz="4" w:space="0" w:color="BFC7D1"/>
               <w:left w:val="single" w:sz="4" w:space="0" w:color="BFC7D1"/>
@@ -7991,7 +7991,7 @@
         </w:tc>
         <w:tc>
           <w:tcPr>
-            <w:tcW w:w="1124" w:type="dxa"/>
+            <w:tcW w:w="1133" w:type="dxa"/>
             <w:tcBorders>
               <w:top w:val="single" w:sz="4" w:space="0" w:color="BFC7D1"/>
               <w:left w:val="single" w:sz="4" w:space="0" w:color="BFC7D1"/>
@@ -8028,7 +8028,7 @@
         </w:tc>
         <w:tc>
           <w:tcPr>
-            <w:tcW w:w="906" w:type="dxa"/>
+            <w:tcW w:w="941" w:type="dxa"/>
             <w:tcBorders>
               <w:top w:val="single" w:sz="4" w:space="0" w:color="BFC7D1"/>
               <w:left w:val="single" w:sz="4" w:space="0" w:color="BFC7D1"/>
@@ -8065,7 +8065,7 @@
         </w:tc>
         <w:tc>
           <w:tcPr>
-            <w:tcW w:w="1644" w:type="dxa"/>
+            <w:tcW w:w="1563" w:type="dxa"/>
             <w:tcBorders>
               <w:top w:val="single" w:sz="4" w:space="0" w:color="BFC7D1"/>
               <w:left w:val="single" w:sz="4" w:space="0" w:color="BFC7D1"/>
@@ -8105,7 +8105,7 @@
         <w:trPr/>
         <w:tc>
           <w:tcPr>
-            <w:tcW w:w="2057" w:type="dxa"/>
+            <w:tcW w:w="2286" w:type="dxa"/>
             <w:tcBorders>
               <w:top w:val="single" w:sz="4" w:space="0" w:color="BFC7D1"/>
               <w:left w:val="single" w:sz="4" w:space="0" w:color="BFC7D1"/>
@@ -8142,7 +8142,7 @@
         </w:tc>
         <w:tc>
           <w:tcPr>
-            <w:tcW w:w="2376" w:type="dxa"/>
+            <w:tcW w:w="2150" w:type="dxa"/>
             <w:tcBorders>
               <w:top w:val="single" w:sz="4" w:space="0" w:color="BFC7D1"/>
               <w:left w:val="single" w:sz="4" w:space="0" w:color="BFC7D1"/>
@@ -8179,7 +8179,7 @@
         </w:tc>
         <w:tc>
           <w:tcPr>
-            <w:tcW w:w="906" w:type="dxa"/>
+            <w:tcW w:w="941" w:type="dxa"/>
             <w:tcBorders>
               <w:top w:val="single" w:sz="4" w:space="0" w:color="BFC7D1"/>
               <w:left w:val="single" w:sz="4" w:space="0" w:color="BFC7D1"/>
@@ -8216,7 +8216,7 @@
         </w:tc>
         <w:tc>
           <w:tcPr>
-            <w:tcW w:w="1124" w:type="dxa"/>
+            <w:tcW w:w="1133" w:type="dxa"/>
             <w:tcBorders>
               <w:top w:val="single" w:sz="4" w:space="0" w:color="BFC7D1"/>
               <w:left w:val="single" w:sz="4" w:space="0" w:color="BFC7D1"/>
@@ -8253,7 +8253,7 @@
         </w:tc>
         <w:tc>
           <w:tcPr>
-            <w:tcW w:w="906" w:type="dxa"/>
+            <w:tcW w:w="941" w:type="dxa"/>
             <w:tcBorders>
               <w:top w:val="single" w:sz="4" w:space="0" w:color="BFC7D1"/>
               <w:left w:val="single" w:sz="4" w:space="0" w:color="BFC7D1"/>
@@ -8290,7 +8290,7 @@
         </w:tc>
         <w:tc>
           <w:tcPr>
-            <w:tcW w:w="1644" w:type="dxa"/>
+            <w:tcW w:w="1563" w:type="dxa"/>
             <w:tcBorders>
               <w:top w:val="single" w:sz="4" w:space="0" w:color="BFC7D1"/>
               <w:left w:val="single" w:sz="4" w:space="0" w:color="BFC7D1"/>
@@ -8330,7 +8330,7 @@
         <w:trPr/>
         <w:tc>
           <w:tcPr>
-            <w:tcW w:w="2057" w:type="dxa"/>
+            <w:tcW w:w="2286" w:type="dxa"/>
             <w:tcBorders>
               <w:top w:val="single" w:sz="4" w:space="0" w:color="BFC7D1"/>
               <w:left w:val="single" w:sz="4" w:space="0" w:color="BFC7D1"/>
@@ -8367,7 +8367,7 @@
         </w:tc>
         <w:tc>
           <w:tcPr>
-            <w:tcW w:w="2376" w:type="dxa"/>
+            <w:tcW w:w="2150" w:type="dxa"/>
             <w:tcBorders>
               <w:top w:val="single" w:sz="4" w:space="0" w:color="BFC7D1"/>
               <w:left w:val="single" w:sz="4" w:space="0" w:color="BFC7D1"/>
@@ -8404,7 +8404,7 @@
         </w:tc>
         <w:tc>
           <w:tcPr>
-            <w:tcW w:w="906" w:type="dxa"/>
+            <w:tcW w:w="941" w:type="dxa"/>
             <w:tcBorders>
               <w:top w:val="single" w:sz="4" w:space="0" w:color="BFC7D1"/>
               <w:left w:val="single" w:sz="4" w:space="0" w:color="BFC7D1"/>
@@ -8441,7 +8441,7 @@
         </w:tc>
         <w:tc>
           <w:tcPr>
-            <w:tcW w:w="1124" w:type="dxa"/>
+            <w:tcW w:w="1133" w:type="dxa"/>
             <w:tcBorders>
               <w:top w:val="single" w:sz="4" w:space="0" w:color="BFC7D1"/>
               <w:left w:val="single" w:sz="4" w:space="0" w:color="BFC7D1"/>
@@ -8476,7 +8476,7 @@
         </w:tc>
         <w:tc>
           <w:tcPr>
-            <w:tcW w:w="906" w:type="dxa"/>
+            <w:tcW w:w="941" w:type="dxa"/>
             <w:tcBorders>
               <w:top w:val="single" w:sz="4" w:space="0" w:color="BFC7D1"/>
               <w:left w:val="single" w:sz="4" w:space="0" w:color="BFC7D1"/>
@@ -8513,7 +8513,7 @@
         </w:tc>
         <w:tc>
           <w:tcPr>
-            <w:tcW w:w="1644" w:type="dxa"/>
+            <w:tcW w:w="1563" w:type="dxa"/>
             <w:tcBorders>
               <w:top w:val="single" w:sz="4" w:space="0" w:color="BFC7D1"/>
               <w:left w:val="single" w:sz="4" w:space="0" w:color="BFC7D1"/>
@@ -8553,7 +8553,7 @@
         <w:trPr/>
         <w:tc>
           <w:tcPr>
-            <w:tcW w:w="2057" w:type="dxa"/>
+            <w:tcW w:w="2286" w:type="dxa"/>
             <w:tcBorders>
               <w:top w:val="single" w:sz="4" w:space="0" w:color="BFC7D1"/>
               <w:left w:val="single" w:sz="4" w:space="0" w:color="BFC7D1"/>
@@ -8590,7 +8590,7 @@
         </w:tc>
         <w:tc>
           <w:tcPr>
-            <w:tcW w:w="2376" w:type="dxa"/>
+            <w:tcW w:w="2150" w:type="dxa"/>
             <w:tcBorders>
               <w:top w:val="single" w:sz="4" w:space="0" w:color="BFC7D1"/>
               <w:left w:val="single" w:sz="4" w:space="0" w:color="BFC7D1"/>
@@ -8627,7 +8627,7 @@
         </w:tc>
         <w:tc>
           <w:tcPr>
-            <w:tcW w:w="906" w:type="dxa"/>
+            <w:tcW w:w="941" w:type="dxa"/>
             <w:tcBorders>
               <w:top w:val="single" w:sz="4" w:space="0" w:color="BFC7D1"/>
               <w:left w:val="single" w:sz="4" w:space="0" w:color="BFC7D1"/>
@@ -8664,7 +8664,7 @@
         </w:tc>
         <w:tc>
           <w:tcPr>
-            <w:tcW w:w="1124" w:type="dxa"/>
+            <w:tcW w:w="1133" w:type="dxa"/>
             <w:tcBorders>
               <w:top w:val="single" w:sz="4" w:space="0" w:color="BFC7D1"/>
               <w:left w:val="single" w:sz="4" w:space="0" w:color="BFC7D1"/>
@@ -8701,7 +8701,7 @@
         </w:tc>
         <w:tc>
           <w:tcPr>
-            <w:tcW w:w="906" w:type="dxa"/>
+            <w:tcW w:w="941" w:type="dxa"/>
             <w:tcBorders>
               <w:top w:val="single" w:sz="4" w:space="0" w:color="BFC7D1"/>
               <w:left w:val="single" w:sz="4" w:space="0" w:color="BFC7D1"/>
@@ -8738,7 +8738,7 @@
         </w:tc>
         <w:tc>
           <w:tcPr>
-            <w:tcW w:w="1644" w:type="dxa"/>
+            <w:tcW w:w="1563" w:type="dxa"/>
             <w:tcBorders>
               <w:top w:val="single" w:sz="4" w:space="0" w:color="BFC7D1"/>
               <w:left w:val="single" w:sz="4" w:space="0" w:color="BFC7D1"/>
@@ -8790,7 +8790,7 @@
         <w:pStyle w:val="Heading2"/>
         <w:rPr/>
       </w:pPr>
-      <w:bookmarkStart w:id="14" w:name="__RefHeading___Toc34553_2679730275"/>
+      <w:bookmarkStart w:id="14" w:name="__RefHeading___Toc4826_1085840317"/>
       <w:bookmarkEnd w:id="14"/>
       <w:r>
         <w:rPr>
@@ -9151,7 +9151,7 @@
         <w:pStyle w:val="Heading2"/>
         <w:rPr/>
       </w:pPr>
-      <w:bookmarkStart w:id="15" w:name="__RefHeading___Toc34555_2679730275"/>
+      <w:bookmarkStart w:id="15" w:name="__RefHeading___Toc4828_1085840317"/>
       <w:bookmarkEnd w:id="15"/>
       <w:r>
         <w:rPr>
@@ -10362,7 +10362,7 @@
         <w:pStyle w:val="Heading2"/>
         <w:rPr/>
       </w:pPr>
-      <w:bookmarkStart w:id="16" w:name="__RefHeading___Toc34557_2679730275"/>
+      <w:bookmarkStart w:id="16" w:name="__RefHeading___Toc4830_1085840317"/>
       <w:bookmarkEnd w:id="16"/>
       <w:r>
         <w:rPr>
@@ -10991,7 +10991,7 @@
         <w:pStyle w:val="Heading1"/>
         <w:rPr/>
       </w:pPr>
-      <w:bookmarkStart w:id="17" w:name="__RefHeading___Toc34559_2679730275"/>
+      <w:bookmarkStart w:id="17" w:name="__RefHeading___Toc4832_1085840317"/>
       <w:bookmarkEnd w:id="17"/>
       <w:r>
         <w:rPr>
@@ -11008,7 +11008,7 @@
         <w:pStyle w:val="Heading2"/>
         <w:rPr/>
       </w:pPr>
-      <w:bookmarkStart w:id="18" w:name="__RefHeading___Toc34561_2679730275"/>
+      <w:bookmarkStart w:id="18" w:name="__RefHeading___Toc4834_1085840317"/>
       <w:bookmarkEnd w:id="18"/>
       <w:r>
         <w:rPr>
@@ -11985,7 +11985,7 @@
         <w:pStyle w:val="Heading2"/>
         <w:rPr/>
       </w:pPr>
-      <w:bookmarkStart w:id="19" w:name="__RefHeading___Toc34563_2679730275"/>
+      <w:bookmarkStart w:id="19" w:name="__RefHeading___Toc4836_1085840317"/>
       <w:bookmarkEnd w:id="19"/>
       <w:r>
         <w:rPr>
@@ -12017,7 +12017,7 @@
         <w:pStyle w:val="Heading2"/>
         <w:rPr/>
       </w:pPr>
-      <w:bookmarkStart w:id="20" w:name="__RefHeading___Toc34565_2679730275"/>
+      <w:bookmarkStart w:id="20" w:name="__RefHeading___Toc4838_1085840317"/>
       <w:bookmarkEnd w:id="20"/>
       <w:r>
         <w:rPr>
@@ -12052,7 +12052,7 @@
         <w:pStyle w:val="Heading1"/>
         <w:rPr/>
       </w:pPr>
-      <w:bookmarkStart w:id="21" w:name="__RefHeading___Toc34567_2679730275"/>
+      <w:bookmarkStart w:id="21" w:name="__RefHeading___Toc4840_1085840317"/>
       <w:bookmarkEnd w:id="21"/>
       <w:r>
         <w:rPr>
@@ -12522,7 +12522,7 @@
           <w:spacing w:val="0"/>
         </w:rPr>
       </w:pPr>
-      <w:bookmarkStart w:id="22" w:name="__RefHeading___Toc34569_2679730275"/>
+      <w:bookmarkStart w:id="22" w:name="__RefHeading___Toc4842_1085840317"/>
       <w:bookmarkStart w:id="23" w:name="_Toc233203395"/>
       <w:bookmarkEnd w:id="22"/>
       <w:r>
